--- a/files/original_student_files/fur6_dm_formulario.docx
+++ b/files/original_student_files/fur6_dm_formulario.docx
@@ -272,8 +272,8 @@
               <w:rPr>
                 <w:rFonts w:ascii="Arial" w:hAnsi="Arial" w:cs="Arial"/>
                 <w:color w:val="000000"/>
-                <w:sz w:val="20"/>
-                <w:szCs w:val="20"/>
+                <w:sz w:val="18"/>
+                <w:szCs w:val="18"/>
               </w:rPr>
               <w:alias w:val="full_name"/>
               <w:tag w:val="full_name"/>
@@ -291,16 +291,16 @@
                   <w:rPr>
                     <w:rFonts w:ascii="Arial" w:hAnsi="Arial" w:cs="Arial"/>
                     <w:color w:val="000000"/>
-                    <w:sz w:val="20"/>
-                    <w:szCs w:val="20"/>
+                    <w:sz w:val="18"/>
+                    <w:szCs w:val="18"/>
                   </w:rPr>
                 </w:pPr>
                 <w:r>
                   <w:rPr>
                     <w:rFonts w:ascii="Arial" w:hAnsi="Arial" w:cs="Arial"/>
                     <w:color w:val="000000"/>
-                    <w:sz w:val="20"/>
-                    <w:szCs w:val="20"/>
+                    <w:sz w:val="18"/>
+                    <w:szCs w:val="18"/>
                     <w:lang w:val="es-CL" w:eastAsia="es-CL"/>
                   </w:rPr>
                   <w:t>Escriba aquí</w:t>
@@ -332,8 +332,8 @@
             <w:rPr>
               <w:rFonts w:ascii="Arial" w:hAnsi="Arial" w:cs="Arial"/>
               <w:color w:val="000000"/>
-              <w:sz w:val="20"/>
-              <w:szCs w:val="20"/>
+              <w:sz w:val="18"/>
+              <w:szCs w:val="18"/>
             </w:rPr>
             <w:alias w:val="identification_number"/>
             <w:tag w:val="identification_number"/>
@@ -361,16 +361,16 @@
                   <w:rPr>
                     <w:rFonts w:ascii="Arial" w:hAnsi="Arial" w:cs="Arial"/>
                     <w:color w:val="000000"/>
-                    <w:sz w:val="20"/>
-                    <w:szCs w:val="20"/>
+                    <w:sz w:val="18"/>
+                    <w:szCs w:val="18"/>
                   </w:rPr>
                 </w:pPr>
                 <w:r>
                   <w:rPr>
                     <w:rFonts w:ascii="Arial" w:hAnsi="Arial" w:cs="Arial"/>
                     <w:color w:val="000000"/>
-                    <w:sz w:val="20"/>
-                    <w:szCs w:val="20"/>
+                    <w:sz w:val="18"/>
+                    <w:szCs w:val="18"/>
                     <w:lang w:val="es-CL" w:eastAsia="es-CL"/>
                   </w:rPr>
                   <w:t>Escriba aquí</w:t>
@@ -474,8 +474,8 @@
               <w:rPr>
                 <w:rFonts w:ascii="Arial" w:hAnsi="Arial" w:cs="Arial"/>
                 <w:color w:val="000000"/>
-                <w:sz w:val="20"/>
-                <w:szCs w:val="20"/>
+                <w:sz w:val="18"/>
+                <w:szCs w:val="18"/>
               </w:rPr>
               <w:alias w:val="born_date"/>
               <w:tag w:val="born_date"/>
@@ -492,16 +492,16 @@
                   <w:rPr>
                     <w:rFonts w:ascii="Arial" w:hAnsi="Arial" w:cs="Arial"/>
                     <w:color w:val="000000"/>
-                    <w:sz w:val="20"/>
-                    <w:szCs w:val="20"/>
+                    <w:sz w:val="18"/>
+                    <w:szCs w:val="18"/>
                   </w:rPr>
                 </w:pPr>
                 <w:r>
                   <w:rPr>
                     <w:rFonts w:ascii="Arial" w:hAnsi="Arial" w:cs="Arial"/>
                     <w:color w:val="000000"/>
-                    <w:sz w:val="20"/>
-                    <w:szCs w:val="20"/>
+                    <w:sz w:val="18"/>
+                    <w:szCs w:val="18"/>
                     <w:lang w:val="es-CL" w:eastAsia="es-CL"/>
                   </w:rPr>
                   <w:t>Escriba aquí</w:t>
@@ -536,8 +536,8 @@
               <w:rPr>
                 <w:rFonts w:ascii="Arial" w:hAnsi="Arial" w:cs="Arial"/>
                 <w:color w:val="000000"/>
-                <w:sz w:val="20"/>
-                <w:szCs w:val="20"/>
+                <w:sz w:val="18"/>
+                <w:szCs w:val="18"/>
               </w:rPr>
               <w:alias w:val="age"/>
               <w:tag w:val="age"/>
@@ -554,16 +554,16 @@
                   <w:rPr>
                     <w:rFonts w:ascii="Arial" w:hAnsi="Arial" w:cs="Arial"/>
                     <w:color w:val="000000"/>
-                    <w:sz w:val="20"/>
-                    <w:szCs w:val="20"/>
+                    <w:sz w:val="18"/>
+                    <w:szCs w:val="18"/>
                   </w:rPr>
                 </w:pPr>
                 <w:r>
                   <w:rPr>
                     <w:rFonts w:ascii="Arial" w:hAnsi="Arial" w:cs="Arial"/>
                     <w:color w:val="000000"/>
-                    <w:sz w:val="20"/>
-                    <w:szCs w:val="20"/>
+                    <w:sz w:val="18"/>
+                    <w:szCs w:val="18"/>
                     <w:lang w:val="es-CL" w:eastAsia="es-CL"/>
                   </w:rPr>
                   <w:t>Escriba aquí</w:t>
@@ -628,8 +628,8 @@
               <w:rPr>
                 <w:rFonts w:ascii="Arial" w:hAnsi="Arial" w:cs="Arial"/>
                 <w:color w:val="000000"/>
-                <w:sz w:val="20"/>
-                <w:szCs w:val="20"/>
+                <w:sz w:val="18"/>
+                <w:szCs w:val="18"/>
               </w:rPr>
               <w:alias w:val="current_course"/>
               <w:tag w:val="current_course"/>
@@ -646,16 +646,16 @@
                   <w:rPr>
                     <w:rFonts w:ascii="Arial" w:hAnsi="Arial" w:cs="Arial"/>
                     <w:color w:val="000000"/>
-                    <w:sz w:val="20"/>
-                    <w:szCs w:val="20"/>
+                    <w:sz w:val="18"/>
+                    <w:szCs w:val="18"/>
                   </w:rPr>
                 </w:pPr>
                 <w:r>
                   <w:rPr>
                     <w:rFonts w:ascii="Arial" w:hAnsi="Arial" w:cs="Arial"/>
                     <w:color w:val="000000"/>
-                    <w:sz w:val="20"/>
-                    <w:szCs w:val="20"/>
+                    <w:sz w:val="18"/>
+                    <w:szCs w:val="18"/>
                     <w:lang w:val="es-CL" w:eastAsia="es-CL"/>
                   </w:rPr>
                   <w:t>Escriba aquí</w:t>
@@ -795,8 +795,8 @@
                 <w:rPr>
                   <w:rFonts w:ascii="MS Gothic" w:hAnsi="MS Gothic" w:cs="MS Gothic" w:eastAsia="MS Gothic"/>
                   <w:color w:val="000000"/>
-                  <w:sz w:val="20"/>
-                  <w:szCs w:val="20"/>
+                  <w:sz w:val="18"/>
+                  <w:szCs w:val="18"/>
                 </w:rPr>
                 <w:alias w:val="communication_way__oral"/>
                 <w:tag w:val="communication_way__oral"/>
@@ -813,8 +813,8 @@
                   <w:rPr>
                     <w:rFonts w:ascii="MS Gothic" w:hAnsi="MS Gothic" w:cs="MS Gothic" w:eastAsia="MS Gothic"/>
                     <w:color w:val="000000"/>
-                    <w:sz w:val="20"/>
-                    <w:szCs w:val="20"/>
+                    <w:sz w:val="18"/>
+                    <w:szCs w:val="18"/>
                   </w:rPr>
                   <w:t>☐</w:t>
                 </w:r>
@@ -860,8 +860,8 @@
                 <w:rPr>
                   <w:rFonts w:ascii="MS Gothic" w:hAnsi="MS Gothic" w:cs="MS Gothic" w:eastAsia="MS Gothic"/>
                   <w:color w:val="000000"/>
-                  <w:sz w:val="20"/>
-                  <w:szCs w:val="20"/>
+                  <w:sz w:val="18"/>
+                  <w:szCs w:val="18"/>
                 </w:rPr>
                 <w:alias w:val="communication_way__lengua_senas"/>
                 <w:tag w:val="communication_way__lengua_senas"/>
@@ -878,8 +878,8 @@
                   <w:rPr>
                     <w:rFonts w:ascii="MS Gothic" w:hAnsi="MS Gothic" w:cs="MS Gothic" w:eastAsia="MS Gothic"/>
                     <w:color w:val="000000"/>
-                    <w:sz w:val="20"/>
-                    <w:szCs w:val="20"/>
+                    <w:sz w:val="18"/>
+                    <w:szCs w:val="18"/>
                   </w:rPr>
                   <w:t>☐</w:t>
                 </w:r>
@@ -927,8 +927,8 @@
                 <w:rPr>
                   <w:rFonts w:ascii="MS Gothic" w:hAnsi="MS Gothic" w:cs="MS Gothic" w:eastAsia="MS Gothic"/>
                   <w:color w:val="000000"/>
-                  <w:sz w:val="20"/>
-                  <w:szCs w:val="20"/>
+                  <w:sz w:val="18"/>
+                  <w:szCs w:val="18"/>
                   <w:lang w:val="es-ES_tradnl"/>
                 </w:rPr>
                 <w:alias w:val="communication_way__otra"/>
@@ -946,8 +946,8 @@
                   <w:rPr>
                     <w:rFonts w:ascii="MS Gothic" w:hAnsi="MS Gothic" w:cs="MS Gothic" w:eastAsia="MS Gothic"/>
                     <w:color w:val="000000"/>
-                    <w:sz w:val="20"/>
-                    <w:szCs w:val="20"/>
+                    <w:sz w:val="18"/>
+                    <w:szCs w:val="18"/>
                     <w:lang w:val="es-ES_tradnl"/>
                   </w:rPr>
                   <w:t>☐</w:t>
@@ -976,8 +976,8 @@
                 <w:rPr>
                   <w:rFonts w:ascii="Arial" w:hAnsi="Arial" w:cs="Arial"/>
                   <w:color w:val="000000"/>
-                  <w:sz w:val="20"/>
-                  <w:szCs w:val="20"/>
+                  <w:sz w:val="18"/>
+                  <w:szCs w:val="18"/>
                   <w:lang w:val="es-ES_tradnl"/>
                 </w:rPr>
                 <w:alias w:val="communication_way_other_detail"/>
@@ -994,8 +994,8 @@
                   <w:rPr>
                     <w:rFonts w:ascii="Arial" w:hAnsi="Arial" w:cs="Arial"/>
                     <w:color w:val="000000"/>
-                    <w:sz w:val="20"/>
-                    <w:szCs w:val="20"/>
+                    <w:sz w:val="18"/>
+                    <w:szCs w:val="18"/>
                     <w:lang w:val="es-CL" w:eastAsia="es-CL"/>
                   </w:rPr>
                   <w:t>Escriba aquí</w:t>
@@ -1092,8 +1092,8 @@
               <w:rPr>
                 <w:rFonts w:ascii="Arial" w:hAnsi="Arial" w:cs="Arial"/>
                 <w:color w:val="000000"/>
-                <w:sz w:val="20"/>
-                <w:szCs w:val="20"/>
+                <w:sz w:val="18"/>
+                <w:szCs w:val="18"/>
               </w:rPr>
               <w:alias w:val="establishment_name"/>
               <w:tag w:val="establishment_name"/>
@@ -1110,16 +1110,16 @@
                   <w:rPr>
                     <w:rFonts w:ascii="Arial" w:hAnsi="Arial" w:cs="Arial"/>
                     <w:color w:val="000000"/>
-                    <w:sz w:val="20"/>
-                    <w:szCs w:val="20"/>
+                    <w:sz w:val="18"/>
+                    <w:szCs w:val="18"/>
                   </w:rPr>
                 </w:pPr>
                 <w:r>
                   <w:rPr>
                     <w:rFonts w:ascii="Arial" w:hAnsi="Arial" w:cs="Arial"/>
                     <w:color w:val="000000"/>
-                    <w:sz w:val="20"/>
-                    <w:szCs w:val="20"/>
+                    <w:sz w:val="18"/>
+                    <w:szCs w:val="18"/>
                     <w:lang w:val="es-CL" w:eastAsia="es-CL"/>
                   </w:rPr>
                   <w:t>Escriba aquí</w:t>
@@ -1142,8 +1142,8 @@
             <w:rPr>
               <w:rFonts w:ascii="Arial" w:hAnsi="Arial" w:cs="Arial"/>
               <w:color w:val="000000"/>
-              <w:sz w:val="20"/>
-              <w:szCs w:val="20"/>
+              <w:sz w:val="18"/>
+              <w:szCs w:val="18"/>
             </w:rPr>
             <w:alias w:val="rbd"/>
             <w:tag w:val="rbd"/>
@@ -1172,16 +1172,16 @@
                   <w:rPr>
                     <w:rFonts w:ascii="Arial" w:hAnsi="Arial" w:cs="Arial"/>
                     <w:color w:val="000000"/>
-                    <w:sz w:val="20"/>
-                    <w:szCs w:val="20"/>
+                    <w:sz w:val="18"/>
+                    <w:szCs w:val="18"/>
                   </w:rPr>
                 </w:pPr>
                 <w:r>
                   <w:rPr>
                     <w:rFonts w:ascii="Arial" w:hAnsi="Arial" w:cs="Arial"/>
                     <w:color w:val="000000"/>
-                    <w:sz w:val="20"/>
-                    <w:szCs w:val="20"/>
+                    <w:sz w:val="18"/>
+                    <w:szCs w:val="18"/>
                     <w:lang w:val="es-CL" w:eastAsia="es-CL"/>
                   </w:rPr>
                   <w:t>Escriba aquí</w:t>
@@ -1207,8 +1207,8 @@
               <w:rPr>
                 <w:rFonts w:ascii="Arial" w:hAnsi="Arial" w:cs="Arial"/>
                 <w:color w:val="000000"/>
-                <w:sz w:val="20"/>
-                <w:szCs w:val="20"/>
+                <w:sz w:val="18"/>
+                <w:szCs w:val="18"/>
               </w:rPr>
               <w:alias w:val="director_signature"/>
               <w:tag w:val="director_signature"/>
@@ -1227,16 +1227,16 @@
                   <w:rPr>
                     <w:rFonts w:ascii="Arial" w:hAnsi="Arial" w:cs="Arial"/>
                     <w:color w:val="000000"/>
-                    <w:sz w:val="20"/>
-                    <w:szCs w:val="20"/>
+                    <w:sz w:val="18"/>
+                    <w:szCs w:val="18"/>
                   </w:rPr>
                 </w:pPr>
                 <w:r>
                   <w:rPr>
                     <w:rFonts w:ascii="Arial" w:hAnsi="Arial" w:cs="Arial"/>
                     <w:color w:val="000000"/>
-                    <w:sz w:val="20"/>
-                    <w:szCs w:val="20"/>
+                    <w:sz w:val="18"/>
+                    <w:szCs w:val="18"/>
                     <w:lang w:val="es-CL" w:eastAsia="es-CL"/>
                   </w:rPr>
                   <w:t>Escriba aquí</w:t>
@@ -1522,8 +1522,8 @@
               <w:rPr>
                 <w:rFonts w:ascii="Arial" w:hAnsi="Arial" w:cs="Arial"/>
                 <w:color w:val="000000"/>
-                <w:sz w:val="20"/>
-                <w:szCs w:val="20"/>
+                <w:sz w:val="18"/>
+                <w:szCs w:val="18"/>
               </w:rPr>
               <w:alias w:val="professional_id"/>
               <w:tag w:val="professional_id"/>
@@ -1540,16 +1540,16 @@
                   <w:rPr>
                     <w:rFonts w:ascii="Arial" w:hAnsi="Arial" w:cs="Arial"/>
                     <w:color w:val="000000"/>
-                    <w:sz w:val="20"/>
-                    <w:szCs w:val="20"/>
+                    <w:sz w:val="18"/>
+                    <w:szCs w:val="18"/>
                   </w:rPr>
                 </w:pPr>
                 <w:r>
                   <w:rPr>
                     <w:rFonts w:ascii="Arial" w:hAnsi="Arial" w:cs="Arial"/>
                     <w:color w:val="000000"/>
-                    <w:sz w:val="20"/>
-                    <w:szCs w:val="20"/>
+                    <w:sz w:val="18"/>
+                    <w:szCs w:val="18"/>
                     <w:lang w:val="es-CL" w:eastAsia="es-CL"/>
                   </w:rPr>
                   <w:t>Escriba aquí</w:t>
@@ -1607,8 +1607,8 @@
               <w:rPr>
                 <w:rFonts w:ascii="Arial" w:hAnsi="Arial" w:cs="Arial"/>
                 <w:color w:val="000000"/>
-                <w:sz w:val="20"/>
-                <w:szCs w:val="20"/>
+                <w:sz w:val="18"/>
+                <w:szCs w:val="18"/>
               </w:rPr>
               <w:alias w:val="professional_identification_number"/>
               <w:tag w:val="professional_identification_number"/>
@@ -1625,16 +1625,16 @@
                   <w:rPr>
                     <w:rFonts w:ascii="Arial" w:hAnsi="Arial" w:cs="Arial"/>
                     <w:color w:val="000000"/>
-                    <w:sz w:val="20"/>
-                    <w:szCs w:val="20"/>
+                    <w:sz w:val="18"/>
+                    <w:szCs w:val="18"/>
                   </w:rPr>
                 </w:pPr>
                 <w:r>
                   <w:rPr>
                     <w:rFonts w:ascii="Arial" w:hAnsi="Arial" w:cs="Arial"/>
                     <w:color w:val="000000"/>
-                    <w:sz w:val="20"/>
-                    <w:szCs w:val="20"/>
+                    <w:sz w:val="18"/>
+                    <w:szCs w:val="18"/>
                     <w:lang w:val="es-CL" w:eastAsia="es-CL"/>
                   </w:rPr>
                   <w:t>Escriba aquí</w:t>
@@ -1762,8 +1762,8 @@
               <w:rPr>
                 <w:rFonts w:ascii="Arial" w:hAnsi="Arial" w:cs="Arial"/>
                 <w:color w:val="000000"/>
-                <w:sz w:val="20"/>
-                <w:szCs w:val="20"/>
+                <w:sz w:val="18"/>
+                <w:szCs w:val="18"/>
               </w:rPr>
               <w:alias w:val="profession_specialty_id"/>
               <w:tag w:val="profession_specialty_id"/>
@@ -1780,16 +1780,16 @@
                   <w:rPr>
                     <w:rFonts w:ascii="Arial" w:hAnsi="Arial" w:cs="Arial"/>
                     <w:color w:val="000000"/>
-                    <w:sz w:val="20"/>
-                    <w:szCs w:val="20"/>
+                    <w:sz w:val="18"/>
+                    <w:szCs w:val="18"/>
                   </w:rPr>
                 </w:pPr>
                 <w:r>
                   <w:rPr>
                     <w:rFonts w:ascii="Arial" w:hAnsi="Arial" w:cs="Arial"/>
                     <w:color w:val="000000"/>
-                    <w:sz w:val="20"/>
-                    <w:szCs w:val="20"/>
+                    <w:sz w:val="18"/>
+                    <w:szCs w:val="18"/>
                     <w:lang w:val="es-CL" w:eastAsia="es-CL"/>
                   </w:rPr>
                   <w:t>Escriba aquí</w:t>
@@ -1823,8 +1823,8 @@
               <w:rPr>
                 <w:rFonts w:ascii="Arial" w:hAnsi="Arial" w:cs="Arial"/>
                 <w:color w:val="000000"/>
-                <w:sz w:val="20"/>
-                <w:szCs w:val="20"/>
+                <w:sz w:val="18"/>
+                <w:szCs w:val="18"/>
               </w:rPr>
               <w:alias w:val="contact_phone"/>
               <w:tag w:val="contact_phone"/>
@@ -1841,16 +1841,16 @@
                   <w:rPr>
                     <w:rFonts w:ascii="Arial" w:hAnsi="Arial" w:cs="Arial"/>
                     <w:color w:val="000000"/>
-                    <w:sz w:val="20"/>
-                    <w:szCs w:val="20"/>
+                    <w:sz w:val="18"/>
+                    <w:szCs w:val="18"/>
                   </w:rPr>
                 </w:pPr>
                 <w:r>
                   <w:rPr>
                     <w:rFonts w:ascii="Arial" w:hAnsi="Arial" w:cs="Arial"/>
                     <w:color w:val="000000"/>
-                    <w:sz w:val="20"/>
-                    <w:szCs w:val="20"/>
+                    <w:sz w:val="18"/>
+                    <w:szCs w:val="18"/>
                     <w:lang w:val="es-CL" w:eastAsia="es-CL"/>
                   </w:rPr>
                   <w:t>Escriba aquí</w:t>
@@ -1884,8 +1884,8 @@
               <w:rPr>
                 <w:rFonts w:ascii="Arial" w:hAnsi="Arial" w:cs="Arial"/>
                 <w:color w:val="000000"/>
-                <w:sz w:val="20"/>
-                <w:szCs w:val="20"/>
+                <w:sz w:val="18"/>
+                <w:szCs w:val="18"/>
               </w:rPr>
               <w:alias w:val="contact_email"/>
               <w:tag w:val="contact_email"/>
@@ -1902,16 +1902,16 @@
                   <w:rPr>
                     <w:rFonts w:ascii="Arial" w:hAnsi="Arial" w:cs="Arial"/>
                     <w:color w:val="000000"/>
-                    <w:sz w:val="20"/>
-                    <w:szCs w:val="20"/>
+                    <w:sz w:val="18"/>
+                    <w:szCs w:val="18"/>
                   </w:rPr>
                 </w:pPr>
                 <w:r>
                   <w:rPr>
                     <w:rFonts w:ascii="Arial" w:hAnsi="Arial" w:cs="Arial"/>
                     <w:color w:val="000000"/>
-                    <w:sz w:val="20"/>
-                    <w:szCs w:val="20"/>
+                    <w:sz w:val="18"/>
+                    <w:szCs w:val="18"/>
                     <w:lang w:val="es-CL" w:eastAsia="es-CL"/>
                   </w:rPr>
                   <w:t>Escriba aquí</w:t>
@@ -2059,8 +2059,8 @@
               <w:rPr>
                 <w:rFonts w:ascii="Arial" w:hAnsi="Arial" w:cs="Arial"/>
                 <w:color w:val="000000"/>
-                <w:sz w:val="20"/>
-                <w:szCs w:val="20"/>
+                <w:sz w:val="18"/>
+                <w:szCs w:val="18"/>
               </w:rPr>
               <w:alias w:val="professional_signature"/>
               <w:tag w:val="professional_signature"/>
@@ -2077,16 +2077,16 @@
                   <w:rPr>
                     <w:rFonts w:ascii="Arial" w:hAnsi="Arial" w:cs="Arial"/>
                     <w:color w:val="000000"/>
-                    <w:sz w:val="20"/>
-                    <w:szCs w:val="20"/>
+                    <w:sz w:val="18"/>
+                    <w:szCs w:val="18"/>
                   </w:rPr>
                 </w:pPr>
                 <w:r>
                   <w:rPr>
                     <w:rFonts w:ascii="Arial" w:hAnsi="Arial" w:cs="Arial"/>
                     <w:color w:val="000000"/>
-                    <w:sz w:val="20"/>
-                    <w:szCs w:val="20"/>
+                    <w:sz w:val="18"/>
+                    <w:szCs w:val="18"/>
                     <w:lang w:val="es-CL" w:eastAsia="es-CL"/>
                   </w:rPr>
                   <w:t>Escriba aquí</w:t>
@@ -2139,8 +2139,8 @@
             <w:rPr>
               <w:rFonts w:ascii="Arial" w:hAnsi="Arial" w:cs="Arial"/>
               <w:color w:val="000000"/>
-              <w:sz w:val="20"/>
-              <w:szCs w:val="20"/>
+              <w:sz w:val="18"/>
+              <w:szCs w:val="18"/>
             </w:rPr>
             <w:alias w:val="registration_date"/>
             <w:tag w:val="registration_date"/>
@@ -2168,16 +2168,16 @@
                   <w:rPr>
                     <w:rFonts w:ascii="Arial" w:hAnsi="Arial" w:cs="Arial"/>
                     <w:color w:val="000000"/>
-                    <w:sz w:val="20"/>
-                    <w:szCs w:val="20"/>
+                    <w:sz w:val="18"/>
+                    <w:szCs w:val="18"/>
                   </w:rPr>
                 </w:pPr>
                 <w:r>
                   <w:rPr>
                     <w:rFonts w:ascii="Arial" w:hAnsi="Arial" w:cs="Arial"/>
                     <w:color w:val="000000"/>
-                    <w:sz w:val="20"/>
-                    <w:szCs w:val="20"/>
+                    <w:sz w:val="18"/>
+                    <w:szCs w:val="18"/>
                     <w:lang w:val="es-CL" w:eastAsia="es-CL"/>
                   </w:rPr>
                   <w:t>Escriba aquí</w:t>
@@ -2512,8 +2512,8 @@
               <w:rPr>
                 <w:rFonts w:ascii="Arial" w:hAnsi="Arial" w:cs="Arial"/>
                 <w:color w:val="000000"/>
-                <w:sz w:val="20"/>
-                <w:szCs w:val="20"/>
+                <w:sz w:val="18"/>
+                <w:szCs w:val="18"/>
               </w:rPr>
               <w:alias w:val="participating_professionals[0].professional_id"/>
               <w:tag w:val="participating_professionals[0].professional_id"/>
@@ -2530,16 +2530,16 @@
                   <w:rPr>
                     <w:rFonts w:ascii="Arial" w:hAnsi="Arial" w:cs="Arial"/>
                     <w:color w:val="000000"/>
-                    <w:sz w:val="20"/>
-                    <w:szCs w:val="20"/>
+                    <w:sz w:val="18"/>
+                    <w:szCs w:val="18"/>
                   </w:rPr>
                 </w:pPr>
                 <w:r>
                   <w:rPr>
                     <w:rFonts w:ascii="Arial" w:hAnsi="Arial" w:cs="Arial"/>
                     <w:color w:val="000000"/>
-                    <w:sz w:val="20"/>
-                    <w:szCs w:val="20"/>
+                    <w:sz w:val="18"/>
+                    <w:szCs w:val="18"/>
                     <w:lang w:val="es-CL" w:eastAsia="es-CL"/>
                   </w:rPr>
                   <w:t>Escriba aquí</w:t>
@@ -2693,8 +2693,8 @@
             <w:rPr>
               <w:rFonts w:ascii="Arial" w:hAnsi="Arial" w:cs="Arial"/>
               <w:color w:val="000000"/>
-              <w:sz w:val="20"/>
-              <w:szCs w:val="20"/>
+              <w:sz w:val="18"/>
+              <w:szCs w:val="18"/>
             </w:rPr>
             <w:alias w:val="participating_professionals[0].profession_id"/>
             <w:tag w:val="participating_professionals[0].profession_id"/>
@@ -2715,16 +2715,16 @@
                   <w:rPr>
                     <w:rFonts w:ascii="Arial" w:hAnsi="Arial" w:cs="Arial"/>
                     <w:color w:val="000000"/>
-                    <w:sz w:val="20"/>
-                    <w:szCs w:val="20"/>
+                    <w:sz w:val="18"/>
+                    <w:szCs w:val="18"/>
                   </w:rPr>
                 </w:pPr>
                 <w:r>
                   <w:rPr>
                     <w:rFonts w:ascii="Arial" w:hAnsi="Arial" w:cs="Arial"/>
                     <w:color w:val="000000"/>
-                    <w:sz w:val="20"/>
-                    <w:szCs w:val="20"/>
+                    <w:sz w:val="18"/>
+                    <w:szCs w:val="18"/>
                     <w:lang w:val="es-CL" w:eastAsia="es-CL"/>
                   </w:rPr>
                   <w:t>Escriba aquí</w:t>
@@ -2738,8 +2738,8 @@
             <w:rPr>
               <w:rFonts w:ascii="Arial" w:hAnsi="Arial" w:cs="Arial"/>
               <w:color w:val="000000"/>
-              <w:sz w:val="20"/>
-              <w:szCs w:val="20"/>
+              <w:sz w:val="18"/>
+              <w:szCs w:val="18"/>
             </w:rPr>
             <w:alias w:val="participating_professionals[0].phone_email"/>
             <w:tag w:val="participating_professionals[0].phone_email"/>
@@ -2760,16 +2760,16 @@
                   <w:rPr>
                     <w:rFonts w:ascii="Arial" w:hAnsi="Arial" w:cs="Arial"/>
                     <w:color w:val="000000"/>
-                    <w:sz w:val="20"/>
-                    <w:szCs w:val="20"/>
+                    <w:sz w:val="18"/>
+                    <w:szCs w:val="18"/>
                   </w:rPr>
                 </w:pPr>
                 <w:r>
                   <w:rPr>
                     <w:rFonts w:ascii="Arial" w:hAnsi="Arial" w:cs="Arial"/>
                     <w:color w:val="000000"/>
-                    <w:sz w:val="20"/>
-                    <w:szCs w:val="20"/>
+                    <w:sz w:val="18"/>
+                    <w:szCs w:val="18"/>
                     <w:lang w:val="es-CL" w:eastAsia="es-CL"/>
                   </w:rPr>
                   <w:t>Escriba aquí</w:t>
@@ -2783,8 +2783,8 @@
             <w:rPr>
               <w:rFonts w:ascii="Arial" w:hAnsi="Arial" w:cs="Arial"/>
               <w:color w:val="000000"/>
-              <w:sz w:val="20"/>
-              <w:szCs w:val="20"/>
+              <w:sz w:val="18"/>
+              <w:szCs w:val="18"/>
             </w:rPr>
             <w:alias w:val="participating_professionals[0].professional_registration"/>
             <w:tag w:val="participating_professionals[0].professional_registration"/>
@@ -2805,16 +2805,16 @@
                   <w:rPr>
                     <w:rFonts w:ascii="Arial" w:hAnsi="Arial" w:cs="Arial"/>
                     <w:color w:val="000000"/>
-                    <w:sz w:val="20"/>
-                    <w:szCs w:val="20"/>
+                    <w:sz w:val="18"/>
+                    <w:szCs w:val="18"/>
                   </w:rPr>
                 </w:pPr>
                 <w:r>
                   <w:rPr>
                     <w:rFonts w:ascii="Arial" w:hAnsi="Arial" w:cs="Arial"/>
                     <w:color w:val="000000"/>
-                    <w:sz w:val="20"/>
-                    <w:szCs w:val="20"/>
+                    <w:sz w:val="18"/>
+                    <w:szCs w:val="18"/>
                     <w:lang w:val="es-CL" w:eastAsia="es-CL"/>
                   </w:rPr>
                   <w:t>Escriba aquí</w:t>
@@ -2834,8 +2834,8 @@
             <w:rPr>
               <w:rFonts w:ascii="Arial" w:hAnsi="Arial" w:cs="Arial"/>
               <w:color w:val="000000"/>
-              <w:sz w:val="20"/>
-              <w:szCs w:val="20"/>
+              <w:sz w:val="18"/>
+              <w:szCs w:val="18"/>
             </w:rPr>
             <w:alias w:val="participating_professionals[1].professional_id"/>
             <w:tag w:val="participating_professionals[1].professional_id"/>
@@ -2856,16 +2856,16 @@
                   <w:rPr>
                     <w:rFonts w:ascii="Arial" w:hAnsi="Arial" w:cs="Arial"/>
                     <w:color w:val="000000"/>
-                    <w:sz w:val="20"/>
-                    <w:szCs w:val="20"/>
+                    <w:sz w:val="18"/>
+                    <w:szCs w:val="18"/>
                   </w:rPr>
                 </w:pPr>
                 <w:r>
                   <w:rPr>
                     <w:rFonts w:ascii="Arial" w:hAnsi="Arial" w:cs="Arial"/>
                     <w:color w:val="000000"/>
-                    <w:sz w:val="20"/>
-                    <w:szCs w:val="20"/>
+                    <w:sz w:val="18"/>
+                    <w:szCs w:val="18"/>
                     <w:lang w:val="es-CL" w:eastAsia="es-CL"/>
                   </w:rPr>
                   <w:t>Escriba aquí</w:t>
@@ -2879,8 +2879,8 @@
             <w:rPr>
               <w:rFonts w:ascii="Arial" w:hAnsi="Arial" w:cs="Arial"/>
               <w:color w:val="000000"/>
-              <w:sz w:val="20"/>
-              <w:szCs w:val="20"/>
+              <w:sz w:val="18"/>
+              <w:szCs w:val="18"/>
             </w:rPr>
             <w:alias w:val="participating_professionals[1].profession_id"/>
             <w:tag w:val="participating_professionals[1].profession_id"/>
@@ -2901,16 +2901,16 @@
                   <w:rPr>
                     <w:rFonts w:ascii="Arial" w:hAnsi="Arial" w:cs="Arial"/>
                     <w:color w:val="000000"/>
-                    <w:sz w:val="20"/>
-                    <w:szCs w:val="20"/>
+                    <w:sz w:val="18"/>
+                    <w:szCs w:val="18"/>
                   </w:rPr>
                 </w:pPr>
                 <w:r>
                   <w:rPr>
                     <w:rFonts w:ascii="Arial" w:hAnsi="Arial" w:cs="Arial"/>
                     <w:color w:val="000000"/>
-                    <w:sz w:val="20"/>
-                    <w:szCs w:val="20"/>
+                    <w:sz w:val="18"/>
+                    <w:szCs w:val="18"/>
                     <w:lang w:val="es-CL" w:eastAsia="es-CL"/>
                   </w:rPr>
                   <w:t>Escriba aquí</w:t>
@@ -2924,8 +2924,8 @@
             <w:rPr>
               <w:rFonts w:ascii="Arial" w:hAnsi="Arial" w:cs="Arial"/>
               <w:color w:val="000000"/>
-              <w:sz w:val="20"/>
-              <w:szCs w:val="20"/>
+              <w:sz w:val="18"/>
+              <w:szCs w:val="18"/>
             </w:rPr>
             <w:alias w:val="participating_professionals[1].phone_email"/>
             <w:tag w:val="participating_professionals[1].phone_email"/>
@@ -2946,16 +2946,16 @@
                   <w:rPr>
                     <w:rFonts w:ascii="Arial" w:hAnsi="Arial" w:cs="Arial"/>
                     <w:color w:val="000000"/>
-                    <w:sz w:val="20"/>
-                    <w:szCs w:val="20"/>
+                    <w:sz w:val="18"/>
+                    <w:szCs w:val="18"/>
                   </w:rPr>
                 </w:pPr>
                 <w:r>
                   <w:rPr>
                     <w:rFonts w:ascii="Arial" w:hAnsi="Arial" w:cs="Arial"/>
                     <w:color w:val="000000"/>
-                    <w:sz w:val="20"/>
-                    <w:szCs w:val="20"/>
+                    <w:sz w:val="18"/>
+                    <w:szCs w:val="18"/>
                     <w:lang w:val="es-CL" w:eastAsia="es-CL"/>
                   </w:rPr>
                   <w:t>Escriba aquí</w:t>
@@ -2969,8 +2969,8 @@
             <w:rPr>
               <w:rFonts w:ascii="Arial" w:hAnsi="Arial" w:cs="Arial"/>
               <w:color w:val="000000"/>
-              <w:sz w:val="20"/>
-              <w:szCs w:val="20"/>
+              <w:sz w:val="18"/>
+              <w:szCs w:val="18"/>
             </w:rPr>
             <w:alias w:val="participating_professionals[1].professional_registration"/>
             <w:tag w:val="participating_professionals[1].professional_registration"/>
@@ -2991,16 +2991,16 @@
                   <w:rPr>
                     <w:rFonts w:ascii="Arial" w:hAnsi="Arial" w:cs="Arial"/>
                     <w:color w:val="000000"/>
-                    <w:sz w:val="20"/>
-                    <w:szCs w:val="20"/>
+                    <w:sz w:val="18"/>
+                    <w:szCs w:val="18"/>
                   </w:rPr>
                 </w:pPr>
                 <w:r>
                   <w:rPr>
                     <w:rFonts w:ascii="Arial" w:hAnsi="Arial" w:cs="Arial"/>
                     <w:color w:val="000000"/>
-                    <w:sz w:val="20"/>
-                    <w:szCs w:val="20"/>
+                    <w:sz w:val="18"/>
+                    <w:szCs w:val="18"/>
                     <w:lang w:val="es-CL" w:eastAsia="es-CL"/>
                   </w:rPr>
                   <w:t>Escriba aquí</w:t>
@@ -3020,8 +3020,8 @@
             <w:rPr>
               <w:rFonts w:ascii="Arial" w:hAnsi="Arial" w:cs="Arial"/>
               <w:color w:val="000000"/>
-              <w:sz w:val="20"/>
-              <w:szCs w:val="20"/>
+              <w:sz w:val="18"/>
+              <w:szCs w:val="18"/>
             </w:rPr>
             <w:alias w:val="participating_professionals[2].professional_id"/>
             <w:tag w:val="participating_professionals[2].professional_id"/>
@@ -3042,16 +3042,16 @@
                   <w:rPr>
                     <w:rFonts w:ascii="Arial" w:hAnsi="Arial" w:cs="Arial"/>
                     <w:color w:val="000000"/>
-                    <w:sz w:val="20"/>
-                    <w:szCs w:val="20"/>
+                    <w:sz w:val="18"/>
+                    <w:szCs w:val="18"/>
                   </w:rPr>
                 </w:pPr>
                 <w:r>
                   <w:rPr>
                     <w:rFonts w:ascii="Arial" w:hAnsi="Arial" w:cs="Arial"/>
                     <w:color w:val="000000"/>
-                    <w:sz w:val="20"/>
-                    <w:szCs w:val="20"/>
+                    <w:sz w:val="18"/>
+                    <w:szCs w:val="18"/>
                     <w:lang w:val="es-CL" w:eastAsia="es-CL"/>
                   </w:rPr>
                   <w:t>Escriba aquí</w:t>
@@ -3065,8 +3065,8 @@
             <w:rPr>
               <w:rFonts w:ascii="Arial" w:hAnsi="Arial" w:cs="Arial"/>
               <w:color w:val="000000"/>
-              <w:sz w:val="20"/>
-              <w:szCs w:val="20"/>
+              <w:sz w:val="18"/>
+              <w:szCs w:val="18"/>
             </w:rPr>
             <w:alias w:val="participating_professionals[2].profession_id"/>
             <w:tag w:val="participating_professionals[2].profession_id"/>
@@ -3087,16 +3087,16 @@
                   <w:rPr>
                     <w:rFonts w:ascii="Arial" w:hAnsi="Arial" w:cs="Arial"/>
                     <w:color w:val="000000"/>
-                    <w:sz w:val="20"/>
-                    <w:szCs w:val="20"/>
+                    <w:sz w:val="18"/>
+                    <w:szCs w:val="18"/>
                   </w:rPr>
                 </w:pPr>
                 <w:r>
                   <w:rPr>
                     <w:rFonts w:ascii="Arial" w:hAnsi="Arial" w:cs="Arial"/>
                     <w:color w:val="000000"/>
-                    <w:sz w:val="20"/>
-                    <w:szCs w:val="20"/>
+                    <w:sz w:val="18"/>
+                    <w:szCs w:val="18"/>
                     <w:lang w:val="es-CL" w:eastAsia="es-CL"/>
                   </w:rPr>
                   <w:t>Escriba aquí</w:t>
@@ -3110,8 +3110,8 @@
             <w:rPr>
               <w:rFonts w:ascii="Arial" w:hAnsi="Arial" w:cs="Arial"/>
               <w:color w:val="000000"/>
-              <w:sz w:val="20"/>
-              <w:szCs w:val="20"/>
+              <w:sz w:val="18"/>
+              <w:szCs w:val="18"/>
             </w:rPr>
             <w:alias w:val="participating_professionals[2].phone_email"/>
             <w:tag w:val="participating_professionals[2].phone_email"/>
@@ -3132,16 +3132,16 @@
                   <w:rPr>
                     <w:rFonts w:ascii="Arial" w:hAnsi="Arial" w:cs="Arial"/>
                     <w:color w:val="000000"/>
-                    <w:sz w:val="20"/>
-                    <w:szCs w:val="20"/>
+                    <w:sz w:val="18"/>
+                    <w:szCs w:val="18"/>
                   </w:rPr>
                 </w:pPr>
                 <w:r>
                   <w:rPr>
                     <w:rFonts w:ascii="Arial" w:hAnsi="Arial" w:cs="Arial"/>
                     <w:color w:val="000000"/>
-                    <w:sz w:val="20"/>
-                    <w:szCs w:val="20"/>
+                    <w:sz w:val="18"/>
+                    <w:szCs w:val="18"/>
                     <w:lang w:val="es-CL" w:eastAsia="es-CL"/>
                   </w:rPr>
                   <w:t>Escriba aquí</w:t>
@@ -3155,8 +3155,8 @@
             <w:rPr>
               <w:rFonts w:ascii="Arial" w:hAnsi="Arial" w:cs="Arial"/>
               <w:color w:val="000000"/>
-              <w:sz w:val="20"/>
-              <w:szCs w:val="20"/>
+              <w:sz w:val="18"/>
+              <w:szCs w:val="18"/>
             </w:rPr>
             <w:alias w:val="participating_professionals[2].professional_registration"/>
             <w:tag w:val="participating_professionals[2].professional_registration"/>
@@ -3177,16 +3177,16 @@
                   <w:rPr>
                     <w:rFonts w:ascii="Arial" w:hAnsi="Arial" w:cs="Arial"/>
                     <w:color w:val="000000"/>
-                    <w:sz w:val="20"/>
-                    <w:szCs w:val="20"/>
+                    <w:sz w:val="18"/>
+                    <w:szCs w:val="18"/>
                   </w:rPr>
                 </w:pPr>
                 <w:r>
                   <w:rPr>
                     <w:rFonts w:ascii="Arial" w:hAnsi="Arial" w:cs="Arial"/>
                     <w:color w:val="000000"/>
-                    <w:sz w:val="20"/>
-                    <w:szCs w:val="20"/>
+                    <w:sz w:val="18"/>
+                    <w:szCs w:val="18"/>
                     <w:lang w:val="es-CL" w:eastAsia="es-CL"/>
                   </w:rPr>
                   <w:t>Escriba aquí</w:t>
@@ -3206,8 +3206,8 @@
             <w:rPr>
               <w:rFonts w:ascii="Arial" w:hAnsi="Arial" w:cs="Arial"/>
               <w:color w:val="000000"/>
-              <w:sz w:val="20"/>
-              <w:szCs w:val="20"/>
+              <w:sz w:val="18"/>
+              <w:szCs w:val="18"/>
             </w:rPr>
             <w:alias w:val="participating_professionals[3].professional_id"/>
             <w:tag w:val="participating_professionals[3].professional_id"/>
@@ -3228,16 +3228,16 @@
                   <w:rPr>
                     <w:rFonts w:ascii="Arial" w:hAnsi="Arial" w:cs="Arial"/>
                     <w:color w:val="000000"/>
-                    <w:sz w:val="20"/>
-                    <w:szCs w:val="20"/>
+                    <w:sz w:val="18"/>
+                    <w:szCs w:val="18"/>
                   </w:rPr>
                 </w:pPr>
                 <w:r>
                   <w:rPr>
                     <w:rFonts w:ascii="Arial" w:hAnsi="Arial" w:cs="Arial"/>
                     <w:color w:val="000000"/>
-                    <w:sz w:val="20"/>
-                    <w:szCs w:val="20"/>
+                    <w:sz w:val="18"/>
+                    <w:szCs w:val="18"/>
                     <w:lang w:val="es-CL" w:eastAsia="es-CL"/>
                   </w:rPr>
                   <w:t>Escriba aquí</w:t>
@@ -3251,8 +3251,8 @@
             <w:rPr>
               <w:rFonts w:ascii="Arial" w:hAnsi="Arial" w:cs="Arial"/>
               <w:color w:val="000000"/>
-              <w:sz w:val="20"/>
-              <w:szCs w:val="20"/>
+              <w:sz w:val="18"/>
+              <w:szCs w:val="18"/>
             </w:rPr>
             <w:alias w:val="participating_professionals[3].profession_id"/>
             <w:tag w:val="participating_professionals[3].profession_id"/>
@@ -3273,16 +3273,16 @@
                   <w:rPr>
                     <w:rFonts w:ascii="Arial" w:hAnsi="Arial" w:cs="Arial"/>
                     <w:color w:val="000000"/>
-                    <w:sz w:val="20"/>
-                    <w:szCs w:val="20"/>
+                    <w:sz w:val="18"/>
+                    <w:szCs w:val="18"/>
                   </w:rPr>
                 </w:pPr>
                 <w:r>
                   <w:rPr>
                     <w:rFonts w:ascii="Arial" w:hAnsi="Arial" w:cs="Arial"/>
                     <w:color w:val="000000"/>
-                    <w:sz w:val="20"/>
-                    <w:szCs w:val="20"/>
+                    <w:sz w:val="18"/>
+                    <w:szCs w:val="18"/>
                     <w:lang w:val="es-CL" w:eastAsia="es-CL"/>
                   </w:rPr>
                   <w:t>Escriba aquí</w:t>
@@ -3296,8 +3296,8 @@
             <w:rPr>
               <w:rFonts w:ascii="Arial" w:hAnsi="Arial" w:cs="Arial"/>
               <w:color w:val="000000"/>
-              <w:sz w:val="20"/>
-              <w:szCs w:val="20"/>
+              <w:sz w:val="18"/>
+              <w:szCs w:val="18"/>
             </w:rPr>
             <w:alias w:val="participating_professionals[3].phone_email"/>
             <w:tag w:val="participating_professionals[3].phone_email"/>
@@ -3318,16 +3318,16 @@
                   <w:rPr>
                     <w:rFonts w:ascii="Arial" w:hAnsi="Arial" w:cs="Arial"/>
                     <w:color w:val="000000"/>
-                    <w:sz w:val="20"/>
-                    <w:szCs w:val="20"/>
+                    <w:sz w:val="18"/>
+                    <w:szCs w:val="18"/>
                   </w:rPr>
                 </w:pPr>
                 <w:r>
                   <w:rPr>
                     <w:rFonts w:ascii="Arial" w:hAnsi="Arial" w:cs="Arial"/>
                     <w:color w:val="000000"/>
-                    <w:sz w:val="20"/>
-                    <w:szCs w:val="20"/>
+                    <w:sz w:val="18"/>
+                    <w:szCs w:val="18"/>
                     <w:lang w:val="es-CL" w:eastAsia="es-CL"/>
                   </w:rPr>
                   <w:t>Escriba aquí</w:t>
@@ -3341,8 +3341,8 @@
             <w:rPr>
               <w:rFonts w:ascii="Arial" w:hAnsi="Arial" w:cs="Arial"/>
               <w:color w:val="000000"/>
-              <w:sz w:val="20"/>
-              <w:szCs w:val="20"/>
+              <w:sz w:val="18"/>
+              <w:szCs w:val="18"/>
             </w:rPr>
             <w:alias w:val="participating_professionals[3].professional_registration"/>
             <w:tag w:val="participating_professionals[3].professional_registration"/>
@@ -3363,16 +3363,16 @@
                   <w:rPr>
                     <w:rFonts w:ascii="Arial" w:hAnsi="Arial" w:cs="Arial"/>
                     <w:color w:val="000000"/>
-                    <w:sz w:val="20"/>
-                    <w:szCs w:val="20"/>
+                    <w:sz w:val="18"/>
+                    <w:szCs w:val="18"/>
                   </w:rPr>
                 </w:pPr>
                 <w:r>
                   <w:rPr>
                     <w:rFonts w:ascii="Arial" w:hAnsi="Arial" w:cs="Arial"/>
                     <w:color w:val="000000"/>
-                    <w:sz w:val="20"/>
-                    <w:szCs w:val="20"/>
+                    <w:sz w:val="18"/>
+                    <w:szCs w:val="18"/>
                     <w:lang w:val="es-CL" w:eastAsia="es-CL"/>
                   </w:rPr>
                   <w:t>Escriba aquí</w:t>
@@ -3392,8 +3392,8 @@
             <w:rPr>
               <w:rFonts w:ascii="Arial" w:hAnsi="Arial" w:cs="Arial"/>
               <w:color w:val="000000"/>
-              <w:sz w:val="20"/>
-              <w:szCs w:val="20"/>
+              <w:sz w:val="18"/>
+              <w:szCs w:val="18"/>
             </w:rPr>
             <w:alias w:val="participating_professionals[4].professional_id"/>
             <w:tag w:val="participating_professionals[4].professional_id"/>
@@ -3414,16 +3414,16 @@
                   <w:rPr>
                     <w:rFonts w:ascii="Arial" w:hAnsi="Arial" w:cs="Arial"/>
                     <w:color w:val="000000"/>
-                    <w:sz w:val="20"/>
-                    <w:szCs w:val="20"/>
+                    <w:sz w:val="18"/>
+                    <w:szCs w:val="18"/>
                   </w:rPr>
                 </w:pPr>
                 <w:r>
                   <w:rPr>
                     <w:rFonts w:ascii="Arial" w:hAnsi="Arial" w:cs="Arial"/>
                     <w:color w:val="000000"/>
-                    <w:sz w:val="20"/>
-                    <w:szCs w:val="20"/>
+                    <w:sz w:val="18"/>
+                    <w:szCs w:val="18"/>
                     <w:lang w:val="es-CL" w:eastAsia="es-CL"/>
                   </w:rPr>
                   <w:t>Escriba aquí</w:t>
@@ -3437,8 +3437,8 @@
             <w:rPr>
               <w:rFonts w:ascii="Arial" w:hAnsi="Arial" w:cs="Arial"/>
               <w:color w:val="000000"/>
-              <w:sz w:val="20"/>
-              <w:szCs w:val="20"/>
+              <w:sz w:val="18"/>
+              <w:szCs w:val="18"/>
             </w:rPr>
             <w:alias w:val="participating_professionals[4].profession_id"/>
             <w:tag w:val="participating_professionals[4].profession_id"/>
@@ -3459,16 +3459,16 @@
                   <w:rPr>
                     <w:rFonts w:ascii="Arial" w:hAnsi="Arial" w:cs="Arial"/>
                     <w:color w:val="000000"/>
-                    <w:sz w:val="20"/>
-                    <w:szCs w:val="20"/>
+                    <w:sz w:val="18"/>
+                    <w:szCs w:val="18"/>
                   </w:rPr>
                 </w:pPr>
                 <w:r>
                   <w:rPr>
                     <w:rFonts w:ascii="Arial" w:hAnsi="Arial" w:cs="Arial"/>
                     <w:color w:val="000000"/>
-                    <w:sz w:val="20"/>
-                    <w:szCs w:val="20"/>
+                    <w:sz w:val="18"/>
+                    <w:szCs w:val="18"/>
                     <w:lang w:val="es-CL" w:eastAsia="es-CL"/>
                   </w:rPr>
                   <w:t>Escriba aquí</w:t>
@@ -3482,8 +3482,8 @@
             <w:rPr>
               <w:rFonts w:ascii="Arial" w:hAnsi="Arial" w:cs="Arial"/>
               <w:color w:val="000000"/>
-              <w:sz w:val="20"/>
-              <w:szCs w:val="20"/>
+              <w:sz w:val="18"/>
+              <w:szCs w:val="18"/>
             </w:rPr>
             <w:alias w:val="participating_professionals[4].phone_email"/>
             <w:tag w:val="participating_professionals[4].phone_email"/>
@@ -3504,16 +3504,16 @@
                   <w:rPr>
                     <w:rFonts w:ascii="Arial" w:hAnsi="Arial" w:cs="Arial"/>
                     <w:color w:val="000000"/>
-                    <w:sz w:val="20"/>
-                    <w:szCs w:val="20"/>
+                    <w:sz w:val="18"/>
+                    <w:szCs w:val="18"/>
                   </w:rPr>
                 </w:pPr>
                 <w:r>
                   <w:rPr>
                     <w:rFonts w:ascii="Arial" w:hAnsi="Arial" w:cs="Arial"/>
                     <w:color w:val="000000"/>
-                    <w:sz w:val="20"/>
-                    <w:szCs w:val="20"/>
+                    <w:sz w:val="18"/>
+                    <w:szCs w:val="18"/>
                     <w:lang w:val="es-CL" w:eastAsia="es-CL"/>
                   </w:rPr>
                   <w:t>Escriba aquí</w:t>
@@ -3527,8 +3527,8 @@
             <w:rPr>
               <w:rFonts w:ascii="Arial" w:hAnsi="Arial" w:cs="Arial"/>
               <w:color w:val="000000"/>
-              <w:sz w:val="20"/>
-              <w:szCs w:val="20"/>
+              <w:sz w:val="18"/>
+              <w:szCs w:val="18"/>
             </w:rPr>
             <w:alias w:val="participating_professionals[4].professional_registration"/>
             <w:tag w:val="participating_professionals[4].professional_registration"/>
@@ -3549,16 +3549,16 @@
                   <w:rPr>
                     <w:rFonts w:ascii="Arial" w:hAnsi="Arial" w:cs="Arial"/>
                     <w:color w:val="000000"/>
-                    <w:sz w:val="20"/>
-                    <w:szCs w:val="20"/>
+                    <w:sz w:val="18"/>
+                    <w:szCs w:val="18"/>
                   </w:rPr>
                 </w:pPr>
                 <w:r>
                   <w:rPr>
                     <w:rFonts w:ascii="Arial" w:hAnsi="Arial" w:cs="Arial"/>
                     <w:color w:val="000000"/>
-                    <w:sz w:val="20"/>
-                    <w:szCs w:val="20"/>
+                    <w:sz w:val="18"/>
+                    <w:szCs w:val="18"/>
                     <w:lang w:val="es-CL" w:eastAsia="es-CL"/>
                   </w:rPr>
                   <w:t>Escriba aquí</w:t>
@@ -3949,8 +3949,8 @@
               <w:rPr>
                 <w:rFonts w:ascii="Arial" w:hAnsi="Arial" w:cs="Arial"/>
                 <w:color w:val="000000"/>
-                <w:sz w:val="20"/>
-                <w:szCs w:val="20"/>
+                <w:sz w:val="18"/>
+                <w:szCs w:val="18"/>
               </w:rPr>
               <w:alias w:val="motora_admission_diagnosis"/>
               <w:tag w:val="motora_admission_diagnosis"/>
@@ -3968,16 +3968,16 @@
                   <w:rPr>
                     <w:rFonts w:ascii="Arial" w:hAnsi="Arial" w:cs="Arial"/>
                     <w:color w:val="000000"/>
-                    <w:sz w:val="20"/>
-                    <w:szCs w:val="20"/>
+                    <w:sz w:val="18"/>
+                    <w:szCs w:val="18"/>
                   </w:rPr>
                 </w:pPr>
                 <w:r>
                   <w:rPr>
                     <w:rFonts w:ascii="Arial" w:hAnsi="Arial" w:cs="Arial"/>
                     <w:color w:val="000000"/>
-                    <w:sz w:val="20"/>
-                    <w:szCs w:val="20"/>
+                    <w:sz w:val="18"/>
+                    <w:szCs w:val="18"/>
                     <w:lang w:val="es-CL" w:eastAsia="es-CL"/>
                   </w:rPr>
                   <w:t>Escriba aquí</w:t>
@@ -4130,8 +4130,8 @@
               <w:rPr>
                 <w:rFonts w:ascii="MS Gothic" w:hAnsi="MS Gothic" w:cs="MS Gothic" w:eastAsia="MS Gothic"/>
                 <w:color w:val="000000"/>
-                <w:sz w:val="20"/>
-                <w:szCs w:val="20"/>
+                <w:sz w:val="18"/>
+                <w:szCs w:val="18"/>
               </w:rPr>
               <w:alias w:val="diagnosis_changed_from_admission__si"/>
               <w:tag w:val="diagnosis_changed_from_admission__si"/>
@@ -4157,8 +4157,8 @@
                   <w:rPr>
                     <w:rFonts w:ascii="MS Gothic" w:hAnsi="MS Gothic" w:cs="MS Gothic" w:eastAsia="MS Gothic"/>
                     <w:color w:val="000000"/>
-                    <w:sz w:val="20"/>
-                    <w:szCs w:val="20"/>
+                    <w:sz w:val="18"/>
+                    <w:szCs w:val="18"/>
                   </w:rPr>
                   <w:t>☐</w:t>
                 </w:r>
@@ -4200,8 +4200,8 @@
               <w:rPr>
                 <w:rFonts w:ascii="MS Gothic" w:hAnsi="MS Gothic" w:cs="MS Gothic" w:eastAsia="MS Gothic"/>
                 <w:color w:val="000000"/>
-                <w:sz w:val="20"/>
-                <w:szCs w:val="20"/>
+                <w:sz w:val="18"/>
+                <w:szCs w:val="18"/>
               </w:rPr>
               <w:alias w:val="diagnosis_changed_from_admission__no"/>
               <w:tag w:val="diagnosis_changed_from_admission__no"/>
@@ -4227,8 +4227,8 @@
                   <w:rPr>
                     <w:rFonts w:ascii="MS Gothic" w:hAnsi="MS Gothic" w:cs="MS Gothic" w:eastAsia="MS Gothic"/>
                     <w:color w:val="000000"/>
-                    <w:sz w:val="20"/>
-                    <w:szCs w:val="20"/>
+                    <w:sz w:val="18"/>
+                    <w:szCs w:val="18"/>
                   </w:rPr>
                   <w:t>☐</w:t>
                 </w:r>
@@ -4305,8 +4305,8 @@
                 <w:rPr>
                   <w:rFonts w:ascii="Arial" w:hAnsi="Arial" w:cs="Arial"/>
                   <w:color w:val="000000"/>
-                  <w:sz w:val="20"/>
-                  <w:szCs w:val="20"/>
+                  <w:sz w:val="18"/>
+                  <w:szCs w:val="18"/>
                 </w:rPr>
                 <w:alias w:val="diagnosis_modifications_detail"/>
                 <w:tag w:val="diagnosis_modifications_detail"/>
@@ -4322,8 +4322,8 @@
                   <w:rPr>
                     <w:rFonts w:ascii="Arial" w:hAnsi="Arial" w:cs="Arial"/>
                     <w:color w:val="000000"/>
-                    <w:sz w:val="20"/>
-                    <w:szCs w:val="20"/>
+                    <w:sz w:val="18"/>
+                    <w:szCs w:val="18"/>
                     <w:lang w:val="es-CL" w:eastAsia="es-CL"/>
                   </w:rPr>
                   <w:t>Escriba aquí</w:t>
@@ -4348,8 +4348,8 @@
               <w:rPr>
                 <w:rFonts w:ascii="Arial" w:hAnsi="Arial" w:cs="Arial"/>
                 <w:color w:val="000000"/>
-                <w:sz w:val="20"/>
-                <w:szCs w:val="20"/>
+                <w:sz w:val="18"/>
+                <w:szCs w:val="18"/>
               </w:rPr>
               <w:alias w:val="current_diagnosis_issue_date"/>
               <w:tag w:val="current_diagnosis_issue_date"/>
@@ -4368,16 +4368,16 @@
                   <w:rPr>
                     <w:rFonts w:ascii="Arial" w:hAnsi="Arial" w:cs="Arial"/>
                     <w:color w:val="000000"/>
-                    <w:sz w:val="20"/>
-                    <w:szCs w:val="20"/>
+                    <w:sz w:val="18"/>
+                    <w:szCs w:val="18"/>
                   </w:rPr>
                 </w:pPr>
                 <w:r>
                   <w:rPr>
                     <w:rFonts w:ascii="Arial" w:hAnsi="Arial" w:cs="Arial"/>
                     <w:color w:val="000000"/>
-                    <w:sz w:val="20"/>
-                    <w:szCs w:val="20"/>
+                    <w:sz w:val="18"/>
+                    <w:szCs w:val="18"/>
                     <w:lang w:val="es-CL" w:eastAsia="es-CL"/>
                   </w:rPr>
                   <w:t>Escriba aquí</w:t>
@@ -4478,8 +4478,8 @@
                 <w:rPr>
                   <w:rFonts w:ascii="Arial" w:hAnsi="Arial" w:cs="Arial"/>
                   <w:color w:val="000000"/>
-                  <w:sz w:val="20"/>
-                  <w:szCs w:val="20"/>
+                  <w:sz w:val="18"/>
+                  <w:szCs w:val="18"/>
                 </w:rPr>
                 <w:alias w:val="new_diagnosis_professional_data"/>
                 <w:tag w:val="new_diagnosis_professional_data"/>
@@ -4495,8 +4495,8 @@
                   <w:rPr>
                     <w:rFonts w:ascii="Arial" w:hAnsi="Arial" w:cs="Arial"/>
                     <w:color w:val="000000"/>
-                    <w:sz w:val="20"/>
-                    <w:szCs w:val="20"/>
+                    <w:sz w:val="18"/>
+                    <w:szCs w:val="18"/>
                     <w:lang w:val="es-CL" w:eastAsia="es-CL"/>
                   </w:rPr>
                   <w:t>Escriba aquí</w:t>
@@ -4672,8 +4672,8 @@
               <w:rPr>
                 <w:rFonts w:ascii="Arial" w:hAnsi="Arial" w:cs="Arial"/>
                 <w:color w:val="000000"/>
-                <w:sz w:val="20"/>
-                <w:szCs w:val="20"/>
+                <w:sz w:val="18"/>
+                <w:szCs w:val="18"/>
               </w:rPr>
               <w:alias w:val="nee_synthesis_observations"/>
               <w:tag w:val="nee_synthesis_observations"/>
@@ -4690,16 +4690,16 @@
                   <w:rPr>
                     <w:rFonts w:ascii="Arial" w:hAnsi="Arial" w:cs="Arial"/>
                     <w:color w:val="000000"/>
-                    <w:sz w:val="20"/>
-                    <w:szCs w:val="20"/>
+                    <w:sz w:val="18"/>
+                    <w:szCs w:val="18"/>
                   </w:rPr>
                 </w:pPr>
                 <w:r>
                   <w:rPr>
                     <w:rFonts w:ascii="Arial" w:hAnsi="Arial" w:cs="Arial"/>
                     <w:color w:val="000000"/>
-                    <w:sz w:val="20"/>
-                    <w:szCs w:val="20"/>
+                    <w:sz w:val="18"/>
+                    <w:szCs w:val="18"/>
                     <w:lang w:val="es-CL" w:eastAsia="es-CL"/>
                   </w:rPr>
                   <w:t>Escriba aquí</w:t>
@@ -4961,8 +4961,8 @@
                 <w:rPr>
                   <w:rFonts w:ascii="MS Gothic" w:hAnsi="MS Gothic" w:cs="MS Gothic" w:eastAsia="MS Gothic"/>
                   <w:color w:val="000000"/>
-                  <w:sz w:val="20"/>
-                  <w:szCs w:val="20"/>
+                  <w:sz w:val="18"/>
+                  <w:szCs w:val="18"/>
                 </w:rPr>
                 <w:alias w:val="evidence_observation_guideline"/>
                 <w:tag w:val="evidence_observation_guideline"/>
@@ -4979,8 +4979,8 @@
                   <w:rPr>
                     <w:rFonts w:ascii="MS Gothic" w:hAnsi="MS Gothic" w:cs="MS Gothic" w:eastAsia="MS Gothic"/>
                     <w:color w:val="000000"/>
-                    <w:sz w:val="20"/>
-                    <w:szCs w:val="20"/>
+                    <w:sz w:val="18"/>
+                    <w:szCs w:val="18"/>
                   </w:rPr>
                   <w:t>☐</w:t>
                 </w:r>
@@ -5016,8 +5016,8 @@
                 <w:rPr>
                   <w:rFonts w:ascii="MS Gothic" w:hAnsi="MS Gothic" w:cs="MS Gothic" w:eastAsia="MS Gothic"/>
                   <w:color w:val="000000"/>
-                  <w:sz w:val="20"/>
-                  <w:szCs w:val="20"/>
+                  <w:sz w:val="18"/>
+                  <w:szCs w:val="18"/>
                 </w:rPr>
                 <w:alias w:val="evidence_school_context_observation"/>
                 <w:tag w:val="evidence_school_context_observation"/>
@@ -5034,8 +5034,8 @@
                   <w:rPr>
                     <w:rFonts w:ascii="MS Gothic" w:hAnsi="MS Gothic" w:cs="MS Gothic" w:eastAsia="MS Gothic"/>
                     <w:color w:val="000000"/>
-                    <w:sz w:val="20"/>
-                    <w:szCs w:val="20"/>
+                    <w:sz w:val="18"/>
+                    <w:szCs w:val="18"/>
                   </w:rPr>
                   <w:t>☐</w:t>
                 </w:r>
@@ -5134,8 +5134,8 @@
                 <w:rPr>
                   <w:rFonts w:ascii="MS Gothic" w:hAnsi="MS Gothic" w:cs="MS Gothic" w:eastAsia="MS Gothic"/>
                   <w:color w:val="000000"/>
-                  <w:sz w:val="20"/>
-                  <w:szCs w:val="20"/>
+                  <w:sz w:val="18"/>
+                  <w:szCs w:val="18"/>
                 </w:rPr>
                 <w:alias w:val="evidence_report_school"/>
                 <w:tag w:val="evidence_report_school"/>
@@ -5152,8 +5152,8 @@
                   <w:rPr>
                     <w:rFonts w:ascii="MS Gothic" w:hAnsi="MS Gothic" w:cs="MS Gothic" w:eastAsia="MS Gothic"/>
                     <w:color w:val="000000"/>
-                    <w:sz w:val="20"/>
-                    <w:szCs w:val="20"/>
+                    <w:sz w:val="18"/>
+                    <w:szCs w:val="18"/>
                   </w:rPr>
                   <w:t>☐</w:t>
                 </w:r>
@@ -5172,8 +5172,8 @@
                 <w:rPr>
                   <w:rFonts w:ascii="MS Gothic" w:hAnsi="MS Gothic" w:cs="MS Gothic" w:eastAsia="MS Gothic"/>
                   <w:color w:val="000000"/>
-                  <w:sz w:val="20"/>
-                  <w:szCs w:val="20"/>
+                  <w:sz w:val="18"/>
+                  <w:szCs w:val="18"/>
                 </w:rPr>
                 <w:alias w:val="evidence_report_social"/>
                 <w:tag w:val="evidence_report_social"/>
@@ -5190,8 +5190,8 @@
                   <w:rPr>
                     <w:rFonts w:ascii="MS Gothic" w:hAnsi="MS Gothic" w:cs="MS Gothic" w:eastAsia="MS Gothic"/>
                     <w:color w:val="000000"/>
-                    <w:sz w:val="20"/>
-                    <w:szCs w:val="20"/>
+                    <w:sz w:val="18"/>
+                    <w:szCs w:val="18"/>
                   </w:rPr>
                   <w:t>☐</w:t>
                 </w:r>
@@ -5210,8 +5210,8 @@
                 <w:rPr>
                   <w:rFonts w:ascii="MS Gothic" w:hAnsi="MS Gothic" w:cs="MS Gothic" w:eastAsia="MS Gothic"/>
                   <w:color w:val="000000"/>
-                  <w:sz w:val="20"/>
-                  <w:szCs w:val="20"/>
+                  <w:sz w:val="18"/>
+                  <w:szCs w:val="18"/>
                 </w:rPr>
                 <w:alias w:val="evidence_neurological"/>
                 <w:tag w:val="evidence_neurological"/>
@@ -5228,8 +5228,8 @@
                   <w:rPr>
                     <w:rFonts w:ascii="MS Gothic" w:hAnsi="MS Gothic" w:cs="MS Gothic" w:eastAsia="MS Gothic"/>
                     <w:color w:val="000000"/>
-                    <w:sz w:val="20"/>
-                    <w:szCs w:val="20"/>
+                    <w:sz w:val="18"/>
+                    <w:szCs w:val="18"/>
                   </w:rPr>
                   <w:t>☐</w:t>
                 </w:r>
@@ -5248,8 +5248,8 @@
                 <w:rPr>
                   <w:rFonts w:ascii="MS Gothic" w:hAnsi="MS Gothic" w:cs="MS Gothic" w:eastAsia="MS Gothic"/>
                   <w:color w:val="000000"/>
-                  <w:sz w:val="20"/>
-                  <w:szCs w:val="20"/>
+                  <w:sz w:val="18"/>
+                  <w:szCs w:val="18"/>
                 </w:rPr>
                 <w:alias w:val="evidence_report_psychological"/>
                 <w:tag w:val="evidence_report_psychological"/>
@@ -5266,8 +5266,8 @@
                   <w:rPr>
                     <w:rFonts w:ascii="MS Gothic" w:hAnsi="MS Gothic" w:cs="MS Gothic" w:eastAsia="MS Gothic"/>
                     <w:color w:val="000000"/>
-                    <w:sz w:val="20"/>
-                    <w:szCs w:val="20"/>
+                    <w:sz w:val="18"/>
+                    <w:szCs w:val="18"/>
                   </w:rPr>
                   <w:t>☐</w:t>
                 </w:r>
@@ -5286,8 +5286,8 @@
                 <w:rPr>
                   <w:rFonts w:ascii="MS Gothic" w:hAnsi="MS Gothic" w:cs="MS Gothic" w:eastAsia="MS Gothic"/>
                   <w:color w:val="000000"/>
-                  <w:sz w:val="20"/>
-                  <w:szCs w:val="20"/>
+                  <w:sz w:val="18"/>
+                  <w:szCs w:val="18"/>
                 </w:rPr>
                 <w:alias w:val="evidence_report_fonoaudiological"/>
                 <w:tag w:val="evidence_report_fonoaudiological"/>
@@ -5304,8 +5304,8 @@
                   <w:rPr>
                     <w:rFonts w:ascii="MS Gothic" w:hAnsi="MS Gothic" w:cs="MS Gothic" w:eastAsia="MS Gothic"/>
                     <w:color w:val="000000"/>
-                    <w:sz w:val="20"/>
-                    <w:szCs w:val="20"/>
+                    <w:sz w:val="18"/>
+                    <w:szCs w:val="18"/>
                   </w:rPr>
                   <w:t>☐</w:t>
                 </w:r>
@@ -5324,8 +5324,8 @@
                 <w:rPr>
                   <w:rFonts w:ascii="MS Gothic" w:hAnsi="MS Gothic" w:cs="MS Gothic" w:eastAsia="MS Gothic"/>
                   <w:color w:val="000000"/>
-                  <w:sz w:val="20"/>
-                  <w:szCs w:val="20"/>
+                  <w:sz w:val="18"/>
+                  <w:szCs w:val="18"/>
                 </w:rPr>
                 <w:alias w:val="evidence_report_pedagogical"/>
                 <w:tag w:val="evidence_report_pedagogical"/>
@@ -5342,8 +5342,8 @@
                   <w:rPr>
                     <w:rFonts w:ascii="MS Gothic" w:hAnsi="MS Gothic" w:cs="MS Gothic" w:eastAsia="MS Gothic"/>
                     <w:color w:val="000000"/>
-                    <w:sz w:val="20"/>
-                    <w:szCs w:val="20"/>
+                    <w:sz w:val="18"/>
+                    <w:szCs w:val="18"/>
                   </w:rPr>
                   <w:t>☐</w:t>
                 </w:r>
@@ -5371,8 +5371,8 @@
                 <w:rPr>
                   <w:rFonts w:ascii="MS Gothic" w:hAnsi="MS Gothic" w:cs="MS Gothic" w:eastAsia="MS Gothic"/>
                   <w:color w:val="000000"/>
-                  <w:sz w:val="20"/>
-                  <w:szCs w:val="20"/>
+                  <w:sz w:val="18"/>
+                  <w:szCs w:val="18"/>
                 </w:rPr>
                 <w:alias w:val="evidence_report_psychopedagogical"/>
                 <w:tag w:val="evidence_report_psychopedagogical"/>
@@ -5389,8 +5389,8 @@
                   <w:rPr>
                     <w:rFonts w:ascii="MS Gothic" w:hAnsi="MS Gothic" w:cs="MS Gothic" w:eastAsia="MS Gothic"/>
                     <w:color w:val="000000"/>
-                    <w:sz w:val="20"/>
-                    <w:szCs w:val="20"/>
+                    <w:sz w:val="18"/>
+                    <w:szCs w:val="18"/>
                   </w:rPr>
                   <w:t>☐</w:t>
                 </w:r>
@@ -5430,8 +5430,8 @@
                 <w:rPr>
                   <w:rFonts w:ascii="MS Gothic" w:hAnsi="MS Gothic" w:cs="MS Gothic" w:eastAsia="MS Gothic"/>
                   <w:color w:val="000000"/>
-                  <w:sz w:val="20"/>
-                  <w:szCs w:val="20"/>
+                  <w:sz w:val="18"/>
+                  <w:szCs w:val="18"/>
                 </w:rPr>
                 <w:alias w:val="evidence_health_assessment"/>
                 <w:tag w:val="evidence_health_assessment"/>
@@ -5448,8 +5448,8 @@
                   <w:rPr>
                     <w:rFonts w:ascii="MS Gothic" w:hAnsi="MS Gothic" w:cs="MS Gothic" w:eastAsia="MS Gothic"/>
                     <w:color w:val="000000"/>
-                    <w:sz w:val="20"/>
-                    <w:szCs w:val="20"/>
+                    <w:sz w:val="18"/>
+                    <w:szCs w:val="18"/>
                   </w:rPr>
                   <w:t>☐</w:t>
                 </w:r>
@@ -5478,8 +5478,8 @@
                   <w:rFonts w:ascii="MS Gothic" w:hAnsi="MS Gothic" w:cs="MS Gothic" w:eastAsia="MS Gothic"/>
                   <w:b/>
                   <w:color w:val="000000"/>
-                  <w:sz w:val="20"/>
-                  <w:szCs w:val="20"/>
+                  <w:sz w:val="18"/>
+                  <w:szCs w:val="18"/>
                 </w:rPr>
                 <w:alias w:val="evidence_report_kinesiological"/>
                 <w:tag w:val="evidence_report_kinesiological"/>
@@ -5497,8 +5497,8 @@
                     <w:rFonts w:ascii="MS Gothic" w:hAnsi="MS Gothic" w:cs="MS Gothic" w:eastAsia="MS Gothic"/>
                     <w:b/>
                     <w:color w:val="000000"/>
-                    <w:sz w:val="20"/>
-                    <w:szCs w:val="20"/>
+                    <w:sz w:val="18"/>
+                    <w:szCs w:val="18"/>
                   </w:rPr>
                   <w:t>☐</w:t>
                 </w:r>
@@ -5536,8 +5536,8 @@
                   <w:rFonts w:ascii="MS Gothic" w:hAnsi="MS Gothic" w:cs="MS Gothic" w:eastAsia="MS Gothic"/>
                   <w:b/>
                   <w:color w:val="000000"/>
-                  <w:sz w:val="20"/>
-                  <w:szCs w:val="20"/>
+                  <w:sz w:val="18"/>
+                  <w:szCs w:val="18"/>
                 </w:rPr>
                 <w:alias w:val="evidence_specialized_health_exam"/>
                 <w:tag w:val="evidence_specialized_health_exam"/>
@@ -5555,8 +5555,8 @@
                     <w:rFonts w:ascii="MS Gothic" w:hAnsi="MS Gothic" w:cs="MS Gothic" w:eastAsia="MS Gothic"/>
                     <w:b/>
                     <w:color w:val="000000"/>
-                    <w:sz w:val="20"/>
-                    <w:szCs w:val="20"/>
+                    <w:sz w:val="18"/>
+                    <w:szCs w:val="18"/>
                   </w:rPr>
                   <w:t>☐</w:t>
                 </w:r>
@@ -5584,8 +5584,8 @@
                 <w:rPr>
                   <w:rFonts w:ascii="Arial" w:hAnsi="Arial" w:cs="Arial"/>
                   <w:color w:val="000000"/>
-                  <w:sz w:val="20"/>
-                  <w:szCs w:val="20"/>
+                  <w:sz w:val="18"/>
+                  <w:szCs w:val="18"/>
                 </w:rPr>
                 <w:alias w:val="evidence_specialized_health_detail"/>
                 <w:tag w:val="evidence_specialized_health_detail"/>
@@ -5601,8 +5601,8 @@
                   <w:rPr>
                     <w:rFonts w:ascii="Arial" w:hAnsi="Arial" w:cs="Arial"/>
                     <w:color w:val="000000"/>
-                    <w:sz w:val="20"/>
-                    <w:szCs w:val="20"/>
+                    <w:sz w:val="18"/>
+                    <w:szCs w:val="18"/>
                     <w:lang w:val="es-CL" w:eastAsia="es-CL"/>
                   </w:rPr>
                   <w:t>Escriba aquí</w:t>
@@ -5659,8 +5659,8 @@
                   <w:rFonts w:ascii="MS Gothic" w:hAnsi="MS Gothic" w:cs="MS Gothic" w:eastAsia="MS Gothic"/>
                   <w:b/>
                   <w:color w:val="000000"/>
-                  <w:sz w:val="20"/>
-                  <w:szCs w:val="20"/>
+                  <w:sz w:val="18"/>
+                  <w:szCs w:val="18"/>
                 </w:rPr>
                 <w:alias w:val="evidence_other"/>
                 <w:tag w:val="evidence_other"/>
@@ -5678,8 +5678,8 @@
                     <w:rFonts w:ascii="MS Gothic" w:hAnsi="MS Gothic" w:cs="MS Gothic" w:eastAsia="MS Gothic"/>
                     <w:b/>
                     <w:color w:val="000000"/>
-                    <w:sz w:val="20"/>
-                    <w:szCs w:val="20"/>
+                    <w:sz w:val="18"/>
+                    <w:szCs w:val="18"/>
                   </w:rPr>
                   <w:t>☐</w:t>
                 </w:r>
@@ -5717,8 +5717,8 @@
                   <w:rFonts w:ascii="Arial" w:hAnsi="Arial" w:cs="Arial"/>
                   <w:b/>
                   <w:color w:val="000000"/>
-                  <w:sz w:val="20"/>
-                  <w:szCs w:val="20"/>
+                  <w:sz w:val="18"/>
+                  <w:szCs w:val="18"/>
                 </w:rPr>
                 <w:alias w:val="evidence_other_detail"/>
                 <w:tag w:val="evidence_other_detail"/>
@@ -5734,8 +5734,8 @@
                   <w:rPr>
                     <w:rFonts w:ascii="Arial" w:hAnsi="Arial" w:cs="Arial"/>
                     <w:color w:val="000000"/>
-                    <w:sz w:val="20"/>
-                    <w:szCs w:val="20"/>
+                    <w:sz w:val="18"/>
+                    <w:szCs w:val="18"/>
                     <w:lang w:val="es-CL" w:eastAsia="es-CL"/>
                   </w:rPr>
                   <w:t>Escriba aquí</w:t>
@@ -5779,8 +5779,8 @@
                 <w:rFonts w:ascii="Arial" w:hAnsi="Arial" w:cs="Arial"/>
                 <w:b/>
                 <w:color w:val="000000"/>
-                <w:sz w:val="20"/>
-                <w:szCs w:val="20"/>
+                <w:sz w:val="18"/>
+                <w:szCs w:val="18"/>
               </w:rPr>
               <w:alias w:val="evidence_documents_count"/>
               <w:tag w:val="evidence_documents_count"/>
@@ -5798,16 +5798,16 @@
                     <w:rFonts w:ascii="Arial" w:hAnsi="Arial" w:cs="Arial"/>
                     <w:b/>
                     <w:color w:val="000000"/>
-                    <w:sz w:val="20"/>
-                    <w:szCs w:val="20"/>
+                    <w:sz w:val="18"/>
+                    <w:szCs w:val="18"/>
                   </w:rPr>
                 </w:pPr>
                 <w:r>
                   <w:rPr>
                     <w:rFonts w:ascii="Arial" w:hAnsi="Arial" w:cs="Arial"/>
                     <w:color w:val="000000"/>
-                    <w:sz w:val="20"/>
-                    <w:szCs w:val="20"/>
+                    <w:sz w:val="18"/>
+                    <w:szCs w:val="18"/>
                     <w:lang w:val="es-CL" w:eastAsia="es-CL"/>
                   </w:rPr>
                   <w:t>Escriba aquí</w:t>
@@ -5985,8 +5985,8 @@
                 <w:rPr>
                   <w:rFonts w:ascii="Arial" w:hAnsi="Arial" w:cs="Arial"/>
                   <w:color w:val="000000"/>
-                  <w:sz w:val="20"/>
-                  <w:szCs w:val="20"/>
+                  <w:sz w:val="18"/>
+                  <w:szCs w:val="18"/>
                 </w:rPr>
                 <w:alias w:val="identification_number"/>
                 <w:tag w:val="identification_number"/>
@@ -6002,8 +6002,8 @@
                   <w:rPr>
                     <w:rFonts w:ascii="Arial" w:hAnsi="Arial" w:cs="Arial"/>
                     <w:color w:val="000000"/>
-                    <w:sz w:val="20"/>
-                    <w:szCs w:val="20"/>
+                    <w:sz w:val="18"/>
+                    <w:szCs w:val="18"/>
                     <w:lang w:val="es-CL" w:eastAsia="es-CL"/>
                   </w:rPr>
                   <w:t>Escriba aquí</w:t>
@@ -6073,8 +6073,8 @@
                 <w:rPr>
                   <w:rFonts w:ascii="MS Gothic" w:hAnsi="MS Gothic" w:cs="MS Gothic" w:eastAsia="MS Gothic"/>
                   <w:color w:val="000000"/>
-                  <w:sz w:val="20"/>
-                  <w:szCs w:val="20"/>
+                  <w:sz w:val="18"/>
+                  <w:szCs w:val="18"/>
                 </w:rPr>
                 <w:alias w:val="motora_area_psychoeducative_family_interview"/>
                 <w:tag w:val="motora_area_psychoeducative_family_interview"/>
@@ -6091,8 +6091,8 @@
                   <w:rPr>
                     <w:rFonts w:ascii="MS Gothic" w:hAnsi="MS Gothic" w:cs="MS Gothic" w:eastAsia="MS Gothic"/>
                     <w:color w:val="000000"/>
-                    <w:sz w:val="20"/>
-                    <w:szCs w:val="20"/>
+                    <w:sz w:val="18"/>
+                    <w:szCs w:val="18"/>
                   </w:rPr>
                   <w:t>☐</w:t>
                 </w:r>
@@ -6111,8 +6111,8 @@
                 <w:rPr>
                   <w:rFonts w:ascii="MS Gothic" w:hAnsi="MS Gothic" w:cs="MS Gothic" w:eastAsia="MS Gothic"/>
                   <w:color w:val="000000"/>
-                  <w:sz w:val="20"/>
-                  <w:szCs w:val="20"/>
+                  <w:sz w:val="18"/>
+                  <w:szCs w:val="18"/>
                 </w:rPr>
                 <w:alias w:val="motora_area_psychoeducative_school_observation"/>
                 <w:tag w:val="motora_area_psychoeducative_school_observation"/>
@@ -6129,8 +6129,8 @@
                   <w:rPr>
                     <w:rFonts w:ascii="MS Gothic" w:hAnsi="MS Gothic" w:cs="MS Gothic" w:eastAsia="MS Gothic"/>
                     <w:color w:val="000000"/>
-                    <w:sz w:val="20"/>
-                    <w:szCs w:val="20"/>
+                    <w:sz w:val="18"/>
+                    <w:szCs w:val="18"/>
                   </w:rPr>
                   <w:t>☐</w:t>
                 </w:r>
@@ -6157,8 +6157,8 @@
                 <w:rPr>
                   <w:rFonts w:ascii="Arial" w:hAnsi="Arial" w:cs="Arial"/>
                   <w:color w:val="000000"/>
-                  <w:sz w:val="20"/>
-                  <w:szCs w:val="20"/>
+                  <w:sz w:val="18"/>
+                  <w:szCs w:val="18"/>
                 </w:rPr>
                 <w:alias w:val="motora_area_psychoeducative_school_observation_detail"/>
                 <w:tag w:val="motora_area_psychoeducative_school_observation_detail"/>
@@ -6174,8 +6174,8 @@
                   <w:rPr>
                     <w:rFonts w:ascii="Arial" w:hAnsi="Arial" w:cs="Arial"/>
                     <w:color w:val="000000"/>
-                    <w:sz w:val="20"/>
-                    <w:szCs w:val="20"/>
+                    <w:sz w:val="18"/>
+                    <w:szCs w:val="18"/>
                     <w:lang w:val="es-CL" w:eastAsia="es-CL"/>
                   </w:rPr>
                   <w:t>Escriba aquí</w:t>
@@ -6213,8 +6213,8 @@
                 <w:rPr>
                   <w:rFonts w:ascii="MS Gothic" w:hAnsi="MS Gothic" w:cs="MS Gothic" w:eastAsia="MS Gothic"/>
                   <w:color w:val="000000"/>
-                  <w:sz w:val="20"/>
-                  <w:szCs w:val="20"/>
+                  <w:sz w:val="18"/>
+                  <w:szCs w:val="18"/>
                 </w:rPr>
                 <w:alias w:val="motora_area_psychoeducative_instrument"/>
                 <w:tag w:val="motora_area_psychoeducative_instrument"/>
@@ -6231,8 +6231,8 @@
                   <w:rPr>
                     <w:rFonts w:ascii="MS Gothic" w:hAnsi="MS Gothic" w:cs="MS Gothic" w:eastAsia="MS Gothic"/>
                     <w:color w:val="000000"/>
-                    <w:sz w:val="20"/>
-                    <w:szCs w:val="20"/>
+                    <w:sz w:val="18"/>
+                    <w:szCs w:val="18"/>
                   </w:rPr>
                   <w:t>☐</w:t>
                 </w:r>
@@ -6251,8 +6251,8 @@
                 <w:rPr>
                   <w:rFonts w:ascii="Arial" w:hAnsi="Arial" w:cs="Arial"/>
                   <w:color w:val="000000"/>
-                  <w:sz w:val="20"/>
-                  <w:szCs w:val="20"/>
+                  <w:sz w:val="18"/>
+                  <w:szCs w:val="18"/>
                 </w:rPr>
                 <w:alias w:val="motora_area_psychoeducative_instrument_detail"/>
                 <w:tag w:val="motora_area_psychoeducative_instrument_detail"/>
@@ -6268,8 +6268,8 @@
                   <w:rPr>
                     <w:rFonts w:ascii="Arial" w:hAnsi="Arial" w:cs="Arial"/>
                     <w:color w:val="000000"/>
-                    <w:sz w:val="20"/>
-                    <w:szCs w:val="20"/>
+                    <w:sz w:val="18"/>
+                    <w:szCs w:val="18"/>
                     <w:lang w:val="es-CL" w:eastAsia="es-CL"/>
                   </w:rPr>
                   <w:t>Escriba aquí</w:t>
@@ -6434,8 +6434,8 @@
                 <w:rFonts w:ascii="Arial" w:hAnsi="Arial" w:cs="Arial"/>
                 <w:b/>
                 <w:color w:val="000000"/>
-                <w:sz w:val="20"/>
-                <w:szCs w:val="20"/>
+                <w:sz w:val="18"/>
+                <w:szCs w:val="18"/>
               </w:rPr>
               <w:alias w:val="motora_psychoeducative_achieved"/>
               <w:tag w:val="motora_psychoeducative_achieved"/>
@@ -6454,16 +6454,16 @@
                     <w:rFonts w:ascii="Arial" w:hAnsi="Arial" w:cs="Arial"/>
                     <w:b/>
                     <w:color w:val="000000"/>
-                    <w:sz w:val="20"/>
-                    <w:szCs w:val="20"/>
+                    <w:sz w:val="18"/>
+                    <w:szCs w:val="18"/>
                   </w:rPr>
                 </w:pPr>
                 <w:r>
                   <w:rPr>
                     <w:rFonts w:ascii="Arial" w:hAnsi="Arial" w:cs="Arial"/>
                     <w:color w:val="000000"/>
-                    <w:sz w:val="20"/>
-                    <w:szCs w:val="20"/>
+                    <w:sz w:val="18"/>
+                    <w:szCs w:val="18"/>
                     <w:lang w:val="es-CL" w:eastAsia="es-CL"/>
                   </w:rPr>
                   <w:t>Escriba aquí</w:t>
@@ -6567,8 +6567,8 @@
               <w:rPr>
                 <w:rFonts w:ascii="Arial" w:hAnsi="Arial" w:cs="Arial"/>
                 <w:color w:val="000000"/>
-                <w:sz w:val="20"/>
-                <w:szCs w:val="20"/>
+                <w:sz w:val="18"/>
+                <w:szCs w:val="18"/>
               </w:rPr>
               <w:alias w:val="motora_psychoeducative_unachieved"/>
               <w:tag w:val="motora_psychoeducative_unachieved"/>
@@ -6586,16 +6586,16 @@
                   <w:rPr>
                     <w:rFonts w:ascii="Arial" w:hAnsi="Arial" w:cs="Arial"/>
                     <w:color w:val="000000"/>
-                    <w:sz w:val="20"/>
-                    <w:szCs w:val="20"/>
+                    <w:sz w:val="18"/>
+                    <w:szCs w:val="18"/>
                   </w:rPr>
                 </w:pPr>
                 <w:r>
                   <w:rPr>
                     <w:rFonts w:ascii="Arial" w:hAnsi="Arial" w:cs="Arial"/>
                     <w:color w:val="000000"/>
-                    <w:sz w:val="20"/>
-                    <w:szCs w:val="20"/>
+                    <w:sz w:val="18"/>
+                    <w:szCs w:val="18"/>
                     <w:lang w:val="es-CL" w:eastAsia="es-CL"/>
                   </w:rPr>
                   <w:t>Escriba aquí</w:t>
@@ -6715,8 +6715,8 @@
               <w:rPr>
                 <w:rFonts w:ascii="Arial" w:hAnsi="Arial" w:cs="Arial"/>
                 <w:color w:val="000000"/>
-                <w:sz w:val="20"/>
-                <w:szCs w:val="20"/>
+                <w:sz w:val="18"/>
+                <w:szCs w:val="18"/>
               </w:rPr>
               <w:alias w:val="motora_psychoeducative_context_participation"/>
               <w:tag w:val="motora_psychoeducative_context_participation"/>
@@ -6734,16 +6734,16 @@
                   <w:rPr>
                     <w:rFonts w:ascii="Arial" w:hAnsi="Arial" w:cs="Arial"/>
                     <w:color w:val="000000"/>
-                    <w:sz w:val="20"/>
-                    <w:szCs w:val="20"/>
+                    <w:sz w:val="18"/>
+                    <w:szCs w:val="18"/>
                   </w:rPr>
                 </w:pPr>
                 <w:r>
                   <w:rPr>
                     <w:rFonts w:ascii="Arial" w:hAnsi="Arial" w:cs="Arial"/>
                     <w:color w:val="000000"/>
-                    <w:sz w:val="20"/>
-                    <w:szCs w:val="20"/>
+                    <w:sz w:val="18"/>
+                    <w:szCs w:val="18"/>
                     <w:lang w:val="es-CL" w:eastAsia="es-CL"/>
                   </w:rPr>
                   <w:t>Escriba aquí</w:t>
@@ -6877,8 +6877,8 @@
                 <w:rPr>
                   <w:rFonts w:ascii="MS Gothic" w:hAnsi="MS Gothic" w:cs="MS Gothic" w:eastAsia="MS Gothic"/>
                   <w:color w:val="000000"/>
-                  <w:sz w:val="20"/>
-                  <w:szCs w:val="20"/>
+                  <w:sz w:val="18"/>
+                  <w:szCs w:val="18"/>
                 </w:rPr>
                 <w:alias w:val="motora_area_social_family_interview"/>
                 <w:tag w:val="motora_area_social_family_interview"/>
@@ -6895,8 +6895,8 @@
                   <w:rPr>
                     <w:rFonts w:ascii="MS Gothic" w:hAnsi="MS Gothic" w:cs="MS Gothic" w:eastAsia="MS Gothic"/>
                     <w:color w:val="000000"/>
-                    <w:sz w:val="20"/>
-                    <w:szCs w:val="20"/>
+                    <w:sz w:val="18"/>
+                    <w:szCs w:val="18"/>
                   </w:rPr>
                   <w:t>☐</w:t>
                 </w:r>
@@ -6915,8 +6915,8 @@
                 <w:rPr>
                   <w:rFonts w:ascii="MS Gothic" w:hAnsi="MS Gothic" w:cs="MS Gothic" w:eastAsia="MS Gothic"/>
                   <w:color w:val="000000"/>
-                  <w:sz w:val="20"/>
-                  <w:szCs w:val="20"/>
+                  <w:sz w:val="18"/>
+                  <w:szCs w:val="18"/>
                 </w:rPr>
                 <w:alias w:val="motora_area_social_school_observation"/>
                 <w:tag w:val="motora_area_social_school_observation"/>
@@ -6933,8 +6933,8 @@
                   <w:rPr>
                     <w:rFonts w:ascii="MS Gothic" w:hAnsi="MS Gothic" w:cs="MS Gothic" w:eastAsia="MS Gothic"/>
                     <w:color w:val="000000"/>
-                    <w:sz w:val="20"/>
-                    <w:szCs w:val="20"/>
+                    <w:sz w:val="18"/>
+                    <w:szCs w:val="18"/>
                   </w:rPr>
                   <w:t>☐</w:t>
                 </w:r>
@@ -6969,8 +6969,8 @@
                 <w:rPr>
                   <w:rFonts w:ascii="Arial" w:hAnsi="Arial" w:cs="Arial"/>
                   <w:color w:val="000000"/>
-                  <w:sz w:val="20"/>
-                  <w:szCs w:val="20"/>
+                  <w:sz w:val="18"/>
+                  <w:szCs w:val="18"/>
                 </w:rPr>
                 <w:alias w:val="motora_area_social_school_observation_detail"/>
                 <w:tag w:val="motora_area_social_school_observation_detail"/>
@@ -6986,8 +6986,8 @@
                   <w:rPr>
                     <w:rFonts w:ascii="Arial" w:hAnsi="Arial" w:cs="Arial"/>
                     <w:color w:val="000000"/>
-                    <w:sz w:val="20"/>
-                    <w:szCs w:val="20"/>
+                    <w:sz w:val="18"/>
+                    <w:szCs w:val="18"/>
                     <w:lang w:val="es-CL" w:eastAsia="es-CL"/>
                   </w:rPr>
                   <w:t>Escriba aquí</w:t>
@@ -7017,8 +7017,8 @@
                 <w:rPr>
                   <w:rFonts w:ascii="MS Gothic" w:hAnsi="MS Gothic" w:cs="MS Gothic" w:eastAsia="MS Gothic"/>
                   <w:color w:val="000000"/>
-                  <w:sz w:val="20"/>
-                  <w:szCs w:val="20"/>
+                  <w:sz w:val="18"/>
+                  <w:szCs w:val="18"/>
                 </w:rPr>
                 <w:alias w:val="motora_area_social_instrument"/>
                 <w:tag w:val="motora_area_social_instrument"/>
@@ -7035,8 +7035,8 @@
                   <w:rPr>
                     <w:rFonts w:ascii="MS Gothic" w:hAnsi="MS Gothic" w:cs="MS Gothic" w:eastAsia="MS Gothic"/>
                     <w:color w:val="000000"/>
-                    <w:sz w:val="20"/>
-                    <w:szCs w:val="20"/>
+                    <w:sz w:val="18"/>
+                    <w:szCs w:val="18"/>
                   </w:rPr>
                   <w:t>☐</w:t>
                 </w:r>
@@ -7055,8 +7055,8 @@
                 <w:rPr>
                   <w:rFonts w:ascii="Arial" w:hAnsi="Arial" w:cs="Arial"/>
                   <w:color w:val="000000"/>
-                  <w:sz w:val="20"/>
-                  <w:szCs w:val="20"/>
+                  <w:sz w:val="18"/>
+                  <w:szCs w:val="18"/>
                 </w:rPr>
                 <w:alias w:val="motora_area_social_instrument_detail"/>
                 <w:tag w:val="motora_area_social_instrument_detail"/>
@@ -7072,8 +7072,8 @@
                   <w:rPr>
                     <w:rFonts w:ascii="Arial" w:hAnsi="Arial" w:cs="Arial"/>
                     <w:color w:val="000000"/>
-                    <w:sz w:val="20"/>
-                    <w:szCs w:val="20"/>
+                    <w:sz w:val="18"/>
+                    <w:szCs w:val="18"/>
                     <w:lang w:val="es-CL" w:eastAsia="es-CL"/>
                   </w:rPr>
                   <w:t>Escriba aquí</w:t>
@@ -7124,8 +7124,8 @@
                 <w:rFonts w:ascii="Arial" w:hAnsi="Arial" w:cs="Arial"/>
                 <w:b/>
                 <w:color w:val="000000"/>
-                <w:sz w:val="20"/>
-                <w:szCs w:val="20"/>
+                <w:sz w:val="18"/>
+                <w:szCs w:val="18"/>
               </w:rPr>
               <w:alias w:val="motora_area_social_progress"/>
               <w:tag w:val="motora_area_social_progress"/>
@@ -7144,16 +7144,16 @@
                     <w:rFonts w:ascii="Arial" w:hAnsi="Arial" w:cs="Arial"/>
                     <w:b/>
                     <w:color w:val="000000"/>
-                    <w:sz w:val="20"/>
-                    <w:szCs w:val="20"/>
+                    <w:sz w:val="18"/>
+                    <w:szCs w:val="18"/>
                   </w:rPr>
                 </w:pPr>
                 <w:r>
                   <w:rPr>
                     <w:rFonts w:ascii="Arial" w:hAnsi="Arial" w:cs="Arial"/>
                     <w:color w:val="000000"/>
-                    <w:sz w:val="20"/>
-                    <w:szCs w:val="20"/>
+                    <w:sz w:val="18"/>
+                    <w:szCs w:val="18"/>
                     <w:lang w:val="es-CL" w:eastAsia="es-CL"/>
                   </w:rPr>
                   <w:t>Escriba aquí</w:t>
@@ -7207,8 +7207,8 @@
                 <w:rFonts w:ascii="Arial" w:hAnsi="Arial" w:cs="Arial"/>
                 <w:b/>
                 <w:color w:val="000000"/>
-                <w:sz w:val="20"/>
-                <w:szCs w:val="20"/>
+                <w:sz w:val="18"/>
+                <w:szCs w:val="18"/>
               </w:rPr>
               <w:alias w:val="motora_area_social_emphasis"/>
               <w:tag w:val="motora_area_social_emphasis"/>
@@ -7229,16 +7229,16 @@
                     <w:rFonts w:ascii="Arial" w:hAnsi="Arial" w:cs="Arial"/>
                     <w:b/>
                     <w:color w:val="000000"/>
-                    <w:sz w:val="20"/>
-                    <w:szCs w:val="20"/>
+                    <w:sz w:val="18"/>
+                    <w:szCs w:val="18"/>
                   </w:rPr>
                 </w:pPr>
                 <w:r>
                   <w:rPr>
                     <w:rFonts w:ascii="Arial" w:hAnsi="Arial" w:cs="Arial"/>
                     <w:color w:val="000000"/>
-                    <w:sz w:val="20"/>
-                    <w:szCs w:val="20"/>
+                    <w:sz w:val="18"/>
+                    <w:szCs w:val="18"/>
                     <w:lang w:val="es-CL" w:eastAsia="es-CL"/>
                   </w:rPr>
                   <w:t>Escriba aquí</w:t>
@@ -7372,8 +7372,8 @@
                 <w:rPr>
                   <w:rFonts w:ascii="MS Gothic" w:hAnsi="MS Gothic" w:cs="MS Gothic" w:eastAsia="MS Gothic"/>
                   <w:color w:val="000000"/>
-                  <w:sz w:val="20"/>
-                  <w:szCs w:val="20"/>
+                  <w:sz w:val="18"/>
+                  <w:szCs w:val="18"/>
                 </w:rPr>
                 <w:alias w:val="motora_area_family_family_interview"/>
                 <w:tag w:val="motora_area_family_family_interview"/>
@@ -7390,8 +7390,8 @@
                   <w:rPr>
                     <w:rFonts w:ascii="MS Gothic" w:hAnsi="MS Gothic" w:cs="MS Gothic" w:eastAsia="MS Gothic"/>
                     <w:color w:val="000000"/>
-                    <w:sz w:val="20"/>
-                    <w:szCs w:val="20"/>
+                    <w:sz w:val="18"/>
+                    <w:szCs w:val="18"/>
                   </w:rPr>
                   <w:t>☐</w:t>
                 </w:r>
@@ -7410,8 +7410,8 @@
                 <w:rPr>
                   <w:rFonts w:ascii="MS Gothic" w:hAnsi="MS Gothic" w:cs="MS Gothic" w:eastAsia="MS Gothic"/>
                   <w:color w:val="000000"/>
-                  <w:sz w:val="20"/>
-                  <w:szCs w:val="20"/>
+                  <w:sz w:val="18"/>
+                  <w:szCs w:val="18"/>
                 </w:rPr>
                 <w:alias w:val="motora_area_family_school_observation"/>
                 <w:tag w:val="motora_area_family_school_observation"/>
@@ -7428,8 +7428,8 @@
                   <w:rPr>
                     <w:rFonts w:ascii="MS Gothic" w:hAnsi="MS Gothic" w:cs="MS Gothic" w:eastAsia="MS Gothic"/>
                     <w:color w:val="000000"/>
-                    <w:sz w:val="20"/>
-                    <w:szCs w:val="20"/>
+                    <w:sz w:val="18"/>
+                    <w:szCs w:val="18"/>
                   </w:rPr>
                   <w:t>☐</w:t>
                 </w:r>
@@ -7456,8 +7456,8 @@
                 <w:rPr>
                   <w:rFonts w:ascii="Arial" w:hAnsi="Arial" w:cs="Arial"/>
                   <w:color w:val="000000"/>
-                  <w:sz w:val="20"/>
-                  <w:szCs w:val="20"/>
+                  <w:sz w:val="18"/>
+                  <w:szCs w:val="18"/>
                 </w:rPr>
                 <w:alias w:val="motora_area_family_school_observation_detail"/>
                 <w:tag w:val="motora_area_family_school_observation_detail"/>
@@ -7473,8 +7473,8 @@
                   <w:rPr>
                     <w:rFonts w:ascii="Arial" w:hAnsi="Arial" w:cs="Arial"/>
                     <w:color w:val="000000"/>
-                    <w:sz w:val="20"/>
-                    <w:szCs w:val="20"/>
+                    <w:sz w:val="18"/>
+                    <w:szCs w:val="18"/>
                     <w:lang w:val="es-CL" w:eastAsia="es-CL"/>
                   </w:rPr>
                   <w:t>Escriba aquí</w:t>
@@ -7504,8 +7504,8 @@
                 <w:rPr>
                   <w:rFonts w:ascii="MS Gothic" w:hAnsi="MS Gothic" w:cs="MS Gothic" w:eastAsia="MS Gothic"/>
                   <w:color w:val="000000"/>
-                  <w:sz w:val="20"/>
-                  <w:szCs w:val="20"/>
+                  <w:sz w:val="18"/>
+                  <w:szCs w:val="18"/>
                 </w:rPr>
                 <w:alias w:val="motora_area_family_instrument"/>
                 <w:tag w:val="motora_area_family_instrument"/>
@@ -7522,8 +7522,8 @@
                   <w:rPr>
                     <w:rFonts w:ascii="MS Gothic" w:hAnsi="MS Gothic" w:cs="MS Gothic" w:eastAsia="MS Gothic"/>
                     <w:color w:val="000000"/>
-                    <w:sz w:val="20"/>
-                    <w:szCs w:val="20"/>
+                    <w:sz w:val="18"/>
+                    <w:szCs w:val="18"/>
                   </w:rPr>
                   <w:t>☐</w:t>
                 </w:r>
@@ -7550,8 +7550,8 @@
                 <w:rPr>
                   <w:rFonts w:ascii="Arial" w:hAnsi="Arial" w:cs="Arial"/>
                   <w:color w:val="000000"/>
-                  <w:sz w:val="20"/>
-                  <w:szCs w:val="20"/>
+                  <w:sz w:val="18"/>
+                  <w:szCs w:val="18"/>
                 </w:rPr>
                 <w:alias w:val="motora_area_family_instrument_detail"/>
                 <w:tag w:val="motora_area_family_instrument_detail"/>
@@ -7567,8 +7567,8 @@
                   <w:rPr>
                     <w:rFonts w:ascii="Arial" w:hAnsi="Arial" w:cs="Arial"/>
                     <w:color w:val="000000"/>
-                    <w:sz w:val="20"/>
-                    <w:szCs w:val="20"/>
+                    <w:sz w:val="18"/>
+                    <w:szCs w:val="18"/>
                     <w:lang w:val="es-CL" w:eastAsia="es-CL"/>
                   </w:rPr>
                   <w:t>Escriba aquí</w:t>
@@ -7618,8 +7618,8 @@
               <w:rPr>
                 <w:rFonts w:ascii="Arial" w:hAnsi="Arial" w:cs="Arial"/>
                 <w:color w:val="000000"/>
-                <w:sz w:val="20"/>
-                <w:szCs w:val="20"/>
+                <w:sz w:val="18"/>
+                <w:szCs w:val="18"/>
               </w:rPr>
               <w:alias w:val="motora_area_family_progress"/>
               <w:tag w:val="motora_area_family_progress"/>
@@ -7639,16 +7639,16 @@
                   <w:rPr>
                     <w:rFonts w:ascii="Arial" w:hAnsi="Arial" w:cs="Arial"/>
                     <w:color w:val="000000"/>
-                    <w:sz w:val="20"/>
-                    <w:szCs w:val="20"/>
+                    <w:sz w:val="18"/>
+                    <w:szCs w:val="18"/>
                   </w:rPr>
                 </w:pPr>
                 <w:r>
                   <w:rPr>
                     <w:rFonts w:ascii="Arial" w:hAnsi="Arial" w:cs="Arial"/>
                     <w:color w:val="000000"/>
-                    <w:sz w:val="20"/>
-                    <w:szCs w:val="20"/>
+                    <w:sz w:val="18"/>
+                    <w:szCs w:val="18"/>
                     <w:lang w:val="es-CL" w:eastAsia="es-CL"/>
                   </w:rPr>
                   <w:t>Escriba aquí</w:t>
@@ -7702,8 +7702,8 @@
                 <w:rFonts w:ascii="Arial" w:hAnsi="Arial" w:cs="Arial"/>
                 <w:b/>
                 <w:color w:val="000000"/>
-                <w:sz w:val="20"/>
-                <w:szCs w:val="20"/>
+                <w:sz w:val="18"/>
+                <w:szCs w:val="18"/>
               </w:rPr>
               <w:alias w:val="motora_area_family_emphasis"/>
               <w:tag w:val="motora_area_family_emphasis"/>
@@ -7724,16 +7724,16 @@
                     <w:rFonts w:ascii="Arial" w:hAnsi="Arial" w:cs="Arial"/>
                     <w:b/>
                     <w:color w:val="000000"/>
-                    <w:sz w:val="20"/>
-                    <w:szCs w:val="20"/>
+                    <w:sz w:val="18"/>
+                    <w:szCs w:val="18"/>
                   </w:rPr>
                 </w:pPr>
                 <w:r>
                   <w:rPr>
                     <w:rFonts w:ascii="Arial" w:hAnsi="Arial" w:cs="Arial"/>
                     <w:color w:val="000000"/>
-                    <w:sz w:val="20"/>
-                    <w:szCs w:val="20"/>
+                    <w:sz w:val="18"/>
+                    <w:szCs w:val="18"/>
                     <w:lang w:val="es-CL" w:eastAsia="es-CL"/>
                   </w:rPr>
                   <w:t>Escriba aquí</w:t>
@@ -7986,8 +7986,8 @@
                 <w:rPr>
                   <w:rFonts w:ascii="MS Gothic" w:hAnsi="MS Gothic" w:cs="MS Gothic" w:eastAsia="MS Gothic"/>
                   <w:color w:val="000000"/>
-                  <w:sz w:val="20"/>
-                  <w:szCs w:val="20"/>
+                  <w:sz w:val="18"/>
+                  <w:szCs w:val="18"/>
                 </w:rPr>
                 <w:alias w:val="motora_area_communication_family_interview"/>
                 <w:tag w:val="motora_area_communication_family_interview"/>
@@ -8004,8 +8004,8 @@
                   <w:rPr>
                     <w:rFonts w:ascii="MS Gothic" w:hAnsi="MS Gothic" w:cs="MS Gothic" w:eastAsia="MS Gothic"/>
                     <w:color w:val="000000"/>
-                    <w:sz w:val="20"/>
-                    <w:szCs w:val="20"/>
+                    <w:sz w:val="18"/>
+                    <w:szCs w:val="18"/>
                   </w:rPr>
                   <w:t>☐</w:t>
                 </w:r>
@@ -8024,8 +8024,8 @@
                 <w:rPr>
                   <w:rFonts w:ascii="MS Gothic" w:hAnsi="MS Gothic" w:cs="MS Gothic" w:eastAsia="MS Gothic"/>
                   <w:color w:val="000000"/>
-                  <w:sz w:val="20"/>
-                  <w:szCs w:val="20"/>
+                  <w:sz w:val="18"/>
+                  <w:szCs w:val="18"/>
                 </w:rPr>
                 <w:alias w:val="motora_area_communication_school_observation"/>
                 <w:tag w:val="motora_area_communication_school_observation"/>
@@ -8042,8 +8042,8 @@
                   <w:rPr>
                     <w:rFonts w:ascii="MS Gothic" w:hAnsi="MS Gothic" w:cs="MS Gothic" w:eastAsia="MS Gothic"/>
                     <w:color w:val="000000"/>
-                    <w:sz w:val="20"/>
-                    <w:szCs w:val="20"/>
+                    <w:sz w:val="18"/>
+                    <w:szCs w:val="18"/>
                   </w:rPr>
                   <w:t>☐</w:t>
                 </w:r>
@@ -8070,8 +8070,8 @@
                 <w:rPr>
                   <w:rFonts w:ascii="Arial" w:hAnsi="Arial" w:cs="Arial"/>
                   <w:color w:val="000000"/>
-                  <w:sz w:val="20"/>
-                  <w:szCs w:val="20"/>
+                  <w:sz w:val="18"/>
+                  <w:szCs w:val="18"/>
                 </w:rPr>
                 <w:alias w:val="motora_area_communication_school_observation_detail"/>
                 <w:tag w:val="motora_area_communication_school_observation_detail"/>
@@ -8087,8 +8087,8 @@
                   <w:rPr>
                     <w:rFonts w:ascii="Arial" w:hAnsi="Arial" w:cs="Arial"/>
                     <w:color w:val="000000"/>
-                    <w:sz w:val="20"/>
-                    <w:szCs w:val="20"/>
+                    <w:sz w:val="18"/>
+                    <w:szCs w:val="18"/>
                     <w:lang w:val="es-CL" w:eastAsia="es-CL"/>
                   </w:rPr>
                   <w:t>Escriba aquí</w:t>
@@ -8118,8 +8118,8 @@
                 <w:rPr>
                   <w:rFonts w:ascii="MS Gothic" w:hAnsi="MS Gothic" w:cs="MS Gothic" w:eastAsia="MS Gothic"/>
                   <w:color w:val="000000"/>
-                  <w:sz w:val="20"/>
-                  <w:szCs w:val="20"/>
+                  <w:sz w:val="18"/>
+                  <w:szCs w:val="18"/>
                 </w:rPr>
                 <w:alias w:val="motora_area_communication_instrument"/>
                 <w:tag w:val="motora_area_communication_instrument"/>
@@ -8136,8 +8136,8 @@
                   <w:rPr>
                     <w:rFonts w:ascii="MS Gothic" w:hAnsi="MS Gothic" w:cs="MS Gothic" w:eastAsia="MS Gothic"/>
                     <w:color w:val="000000"/>
-                    <w:sz w:val="20"/>
-                    <w:szCs w:val="20"/>
+                    <w:sz w:val="18"/>
+                    <w:szCs w:val="18"/>
                   </w:rPr>
                   <w:t>☐</w:t>
                 </w:r>
@@ -8156,8 +8156,8 @@
                 <w:rPr>
                   <w:rFonts w:ascii="Arial" w:hAnsi="Arial" w:cs="Arial"/>
                   <w:color w:val="000000"/>
-                  <w:sz w:val="20"/>
-                  <w:szCs w:val="20"/>
+                  <w:sz w:val="18"/>
+                  <w:szCs w:val="18"/>
                 </w:rPr>
                 <w:alias w:val="motora_area_communication_instrument_detail"/>
                 <w:tag w:val="motora_area_communication_instrument_detail"/>
@@ -8173,8 +8173,8 @@
                   <w:rPr>
                     <w:rFonts w:ascii="Arial" w:hAnsi="Arial" w:cs="Arial"/>
                     <w:color w:val="000000"/>
-                    <w:sz w:val="20"/>
-                    <w:szCs w:val="20"/>
+                    <w:sz w:val="18"/>
+                    <w:szCs w:val="18"/>
                     <w:lang w:val="es-CL" w:eastAsia="es-CL"/>
                   </w:rPr>
                   <w:t>Escriba aquí</w:t>
@@ -8262,8 +8262,8 @@
               <w:rPr>
                 <w:rFonts w:ascii="Arial" w:hAnsi="Arial" w:cs="Arial"/>
                 <w:color w:val="000000"/>
-                <w:sz w:val="20"/>
-                <w:szCs w:val="20"/>
+                <w:sz w:val="18"/>
+                <w:szCs w:val="18"/>
               </w:rPr>
               <w:alias w:val="motora_area_communication_progress"/>
               <w:tag w:val="motora_area_communication_progress"/>
@@ -8283,16 +8283,16 @@
                   <w:rPr>
                     <w:rFonts w:ascii="Arial" w:hAnsi="Arial" w:cs="Arial"/>
                     <w:color w:val="000000"/>
-                    <w:sz w:val="20"/>
-                    <w:szCs w:val="20"/>
+                    <w:sz w:val="18"/>
+                    <w:szCs w:val="18"/>
                   </w:rPr>
                 </w:pPr>
                 <w:r>
                   <w:rPr>
                     <w:rFonts w:ascii="Arial" w:hAnsi="Arial" w:cs="Arial"/>
                     <w:color w:val="000000"/>
-                    <w:sz w:val="20"/>
-                    <w:szCs w:val="20"/>
+                    <w:sz w:val="18"/>
+                    <w:szCs w:val="18"/>
                     <w:lang w:val="es-CL" w:eastAsia="es-CL"/>
                   </w:rPr>
                   <w:t>Escriba aquí</w:t>
@@ -8508,8 +8508,8 @@
                   <w:rFonts w:ascii="Arial" w:hAnsi="Arial" w:cs="Arial"/>
                   <w:b/>
                   <w:color w:val="000000"/>
-                  <w:sz w:val="20"/>
-                  <w:szCs w:val="20"/>
+                  <w:sz w:val="18"/>
+                  <w:szCs w:val="18"/>
                 </w:rPr>
                 <w:alias w:val="motora_area_communication_emphasis"/>
                 <w:tag w:val="motora_area_communication_emphasis"/>
@@ -8525,8 +8525,8 @@
                   <w:rPr>
                     <w:rFonts w:ascii="Arial" w:hAnsi="Arial" w:cs="Arial"/>
                     <w:color w:val="000000"/>
-                    <w:sz w:val="20"/>
-                    <w:szCs w:val="20"/>
+                    <w:sz w:val="18"/>
+                    <w:szCs w:val="18"/>
                     <w:lang w:val="es-CL" w:eastAsia="es-CL"/>
                   </w:rPr>
                   <w:t>Escriba aquí</w:t>
@@ -8674,8 +8674,8 @@
                   <w:rFonts w:ascii="Arial" w:hAnsi="Arial" w:cs="Arial"/>
                   <w:b/>
                   <w:color w:val="000000"/>
-                  <w:sz w:val="20"/>
-                  <w:szCs w:val="20"/>
+                  <w:sz w:val="18"/>
+                  <w:szCs w:val="18"/>
                 </w:rPr>
                 <w:alias w:val="identification_number"/>
                 <w:tag w:val="identification_number"/>
@@ -8691,8 +8691,8 @@
                   <w:rPr>
                     <w:rFonts w:ascii="Arial" w:hAnsi="Arial" w:cs="Arial"/>
                     <w:color w:val="000000"/>
-                    <w:sz w:val="20"/>
-                    <w:szCs w:val="20"/>
+                    <w:sz w:val="18"/>
+                    <w:szCs w:val="18"/>
                     <w:lang w:val="es-CL" w:eastAsia="es-CL"/>
                   </w:rPr>
                   <w:t>Escriba aquí</w:t>
@@ -8762,8 +8762,8 @@
                 <w:rPr>
                   <w:rFonts w:ascii="MS Gothic" w:hAnsi="MS Gothic" w:cs="MS Gothic" w:eastAsia="MS Gothic"/>
                   <w:color w:val="000000"/>
-                  <w:sz w:val="20"/>
-                  <w:szCs w:val="20"/>
+                  <w:sz w:val="18"/>
+                  <w:szCs w:val="18"/>
                 </w:rPr>
                 <w:alias w:val="motora_area_motor_family_interview"/>
                 <w:tag w:val="motora_area_motor_family_interview"/>
@@ -8780,8 +8780,8 @@
                   <w:rPr>
                     <w:rFonts w:ascii="MS Gothic" w:hAnsi="MS Gothic" w:cs="MS Gothic" w:eastAsia="MS Gothic"/>
                     <w:color w:val="000000"/>
-                    <w:sz w:val="20"/>
-                    <w:szCs w:val="20"/>
+                    <w:sz w:val="18"/>
+                    <w:szCs w:val="18"/>
                   </w:rPr>
                   <w:t>☐</w:t>
                 </w:r>
@@ -8800,8 +8800,8 @@
                 <w:rPr>
                   <w:rFonts w:ascii="MS Gothic" w:hAnsi="MS Gothic" w:cs="MS Gothic" w:eastAsia="MS Gothic"/>
                   <w:color w:val="000000"/>
-                  <w:sz w:val="20"/>
-                  <w:szCs w:val="20"/>
+                  <w:sz w:val="18"/>
+                  <w:szCs w:val="18"/>
                 </w:rPr>
                 <w:alias w:val="motora_area_motor_school_observation"/>
                 <w:tag w:val="motora_area_motor_school_observation"/>
@@ -8818,8 +8818,8 @@
                   <w:rPr>
                     <w:rFonts w:ascii="MS Gothic" w:hAnsi="MS Gothic" w:cs="MS Gothic" w:eastAsia="MS Gothic"/>
                     <w:color w:val="000000"/>
-                    <w:sz w:val="20"/>
-                    <w:szCs w:val="20"/>
+                    <w:sz w:val="18"/>
+                    <w:szCs w:val="18"/>
                   </w:rPr>
                   <w:t>☐</w:t>
                 </w:r>
@@ -8846,8 +8846,8 @@
                 <w:rPr>
                   <w:rFonts w:ascii="Arial" w:hAnsi="Arial" w:cs="Arial"/>
                   <w:color w:val="000000"/>
-                  <w:sz w:val="20"/>
-                  <w:szCs w:val="20"/>
+                  <w:sz w:val="18"/>
+                  <w:szCs w:val="18"/>
                 </w:rPr>
                 <w:alias w:val="motora_area_motor_school_observation_detail"/>
                 <w:tag w:val="motora_area_motor_school_observation_detail"/>
@@ -8863,8 +8863,8 @@
                   <w:rPr>
                     <w:rFonts w:ascii="Arial" w:hAnsi="Arial" w:cs="Arial"/>
                     <w:color w:val="000000"/>
-                    <w:sz w:val="20"/>
-                    <w:szCs w:val="20"/>
+                    <w:sz w:val="18"/>
+                    <w:szCs w:val="18"/>
                     <w:lang w:val="es-CL" w:eastAsia="es-CL"/>
                   </w:rPr>
                   <w:t>Escriba aquí</w:t>
@@ -8894,8 +8894,8 @@
                 <w:rPr>
                   <w:rFonts w:ascii="MS Gothic" w:hAnsi="MS Gothic" w:cs="MS Gothic" w:eastAsia="MS Gothic"/>
                   <w:color w:val="000000"/>
-                  <w:sz w:val="20"/>
-                  <w:szCs w:val="20"/>
+                  <w:sz w:val="18"/>
+                  <w:szCs w:val="18"/>
                 </w:rPr>
                 <w:alias w:val="motora_area_motor_instrument"/>
                 <w:tag w:val="motora_area_motor_instrument"/>
@@ -8912,8 +8912,8 @@
                   <w:rPr>
                     <w:rFonts w:ascii="MS Gothic" w:hAnsi="MS Gothic" w:cs="MS Gothic" w:eastAsia="MS Gothic"/>
                     <w:color w:val="000000"/>
-                    <w:sz w:val="20"/>
-                    <w:szCs w:val="20"/>
+                    <w:sz w:val="18"/>
+                    <w:szCs w:val="18"/>
                   </w:rPr>
                   <w:t>☐</w:t>
                 </w:r>
@@ -9019,8 +9019,8 @@
               <w:rPr>
                 <w:rFonts w:ascii="Arial" w:hAnsi="Arial" w:cs="Arial"/>
                 <w:color w:val="000000"/>
-                <w:sz w:val="20"/>
-                <w:szCs w:val="20"/>
+                <w:sz w:val="18"/>
+                <w:szCs w:val="18"/>
               </w:rPr>
               <w:alias w:val="motora_area_motor_progress"/>
               <w:tag w:val="motora_area_motor_progress"/>
@@ -9040,16 +9040,16 @@
                   <w:rPr>
                     <w:rFonts w:ascii="Arial" w:hAnsi="Arial" w:cs="Arial"/>
                     <w:color w:val="000000"/>
-                    <w:sz w:val="20"/>
-                    <w:szCs w:val="20"/>
+                    <w:sz w:val="18"/>
+                    <w:szCs w:val="18"/>
                   </w:rPr>
                 </w:pPr>
                 <w:r>
                   <w:rPr>
                     <w:rFonts w:ascii="Arial" w:hAnsi="Arial" w:cs="Arial"/>
                     <w:color w:val="000000"/>
-                    <w:sz w:val="20"/>
-                    <w:szCs w:val="20"/>
+                    <w:sz w:val="18"/>
+                    <w:szCs w:val="18"/>
                     <w:lang w:val="es-CL" w:eastAsia="es-CL"/>
                   </w:rPr>
                   <w:t>Escriba aquí</w:t>
@@ -9278,8 +9278,8 @@
                 <w:rFonts w:ascii="Arial" w:hAnsi="Arial" w:cs="Arial"/>
                 <w:b/>
                 <w:color w:val="000000"/>
-                <w:sz w:val="20"/>
-                <w:szCs w:val="20"/>
+                <w:sz w:val="18"/>
+                <w:szCs w:val="18"/>
               </w:rPr>
               <w:alias w:val="motora_area_motor_emphasis"/>
               <w:tag w:val="motora_area_motor_emphasis"/>
@@ -9300,16 +9300,16 @@
                     <w:rFonts w:ascii="Arial" w:hAnsi="Arial" w:cs="Arial"/>
                     <w:b/>
                     <w:color w:val="000000"/>
-                    <w:sz w:val="20"/>
-                    <w:szCs w:val="20"/>
+                    <w:sz w:val="18"/>
+                    <w:szCs w:val="18"/>
                   </w:rPr>
                 </w:pPr>
                 <w:r>
                   <w:rPr>
                     <w:rFonts w:ascii="Arial" w:hAnsi="Arial" w:cs="Arial"/>
                     <w:color w:val="000000"/>
-                    <w:sz w:val="20"/>
-                    <w:szCs w:val="20"/>
+                    <w:sz w:val="18"/>
+                    <w:szCs w:val="18"/>
                     <w:lang w:val="es-CL" w:eastAsia="es-CL"/>
                   </w:rPr>
                   <w:t>Escriba aquí</w:t>
@@ -9741,8 +9741,8 @@
             <w:rPr>
               <w:rFonts w:ascii="Arial" w:hAnsi="Arial" w:cs="Arial"/>
               <w:color w:val="000000"/>
-              <w:sz w:val="20"/>
-              <w:szCs w:val="20"/>
+              <w:sz w:val="18"/>
+              <w:szCs w:val="18"/>
             </w:rPr>
             <w:alias w:val="support_personal_specific"/>
             <w:tag w:val="support_personal_specific"/>
@@ -9763,16 +9763,16 @@
                   <w:rPr>
                     <w:rFonts w:ascii="Arial" w:hAnsi="Arial" w:cs="Arial"/>
                     <w:color w:val="000000"/>
-                    <w:sz w:val="20"/>
-                    <w:szCs w:val="20"/>
+                    <w:sz w:val="18"/>
+                    <w:szCs w:val="18"/>
                   </w:rPr>
                 </w:pPr>
                 <w:r>
                   <w:rPr>
                     <w:rFonts w:ascii="Arial" w:hAnsi="Arial" w:cs="Arial"/>
                     <w:color w:val="000000"/>
-                    <w:sz w:val="20"/>
-                    <w:szCs w:val="20"/>
+                    <w:sz w:val="18"/>
+                    <w:szCs w:val="18"/>
                     <w:lang w:val="es-CL" w:eastAsia="es-CL"/>
                   </w:rPr>
                   <w:t>Escriba aquí</w:t>
@@ -9786,8 +9786,8 @@
             <w:rPr>
               <w:rFonts w:ascii="MS Gothic" w:hAnsi="MS Gothic" w:cs="MS Gothic" w:eastAsia="MS Gothic"/>
               <w:color w:val="000000"/>
-              <w:sz w:val="20"/>
-              <w:szCs w:val="20"/>
+              <w:sz w:val="18"/>
+              <w:szCs w:val="18"/>
             </w:rPr>
             <w:alias w:val="support_personal_continuity__si"/>
             <w:tag w:val="support_personal_continuity__si"/>
@@ -9813,8 +9813,8 @@
                   <w:rPr>
                     <w:rFonts w:ascii="MS Gothic" w:hAnsi="MS Gothic" w:cs="MS Gothic" w:eastAsia="MS Gothic"/>
                     <w:color w:val="000000"/>
-                    <w:sz w:val="20"/>
-                    <w:szCs w:val="20"/>
+                    <w:sz w:val="18"/>
+                    <w:szCs w:val="18"/>
                   </w:rPr>
                   <w:t>☐</w:t>
                 </w:r>
@@ -9827,8 +9827,8 @@
             <w:rPr>
               <w:rFonts w:ascii="MS Gothic" w:hAnsi="MS Gothic" w:cs="MS Gothic" w:eastAsia="MS Gothic"/>
               <w:color w:val="000000"/>
-              <w:sz w:val="20"/>
-              <w:szCs w:val="20"/>
+              <w:sz w:val="18"/>
+              <w:szCs w:val="18"/>
             </w:rPr>
             <w:alias w:val="support_personal_continuity__no"/>
             <w:tag w:val="support_personal_continuity__no"/>
@@ -9854,8 +9854,8 @@
                   <w:rPr>
                     <w:rFonts w:ascii="MS Gothic" w:hAnsi="MS Gothic" w:cs="MS Gothic" w:eastAsia="MS Gothic"/>
                     <w:color w:val="000000"/>
-                    <w:sz w:val="20"/>
-                    <w:szCs w:val="20"/>
+                    <w:sz w:val="18"/>
+                    <w:szCs w:val="18"/>
                   </w:rPr>
                   <w:t>☐</w:t>
                 </w:r>
@@ -9869,8 +9869,8 @@
               <w:rFonts w:ascii="Arial" w:hAnsi="Arial" w:cs="Arial"/>
               <w:i/>
               <w:color w:val="000000"/>
-              <w:sz w:val="20"/>
-              <w:szCs w:val="20"/>
+              <w:sz w:val="18"/>
+              <w:szCs w:val="18"/>
             </w:rPr>
             <w:alias w:val="support_personal_observations"/>
             <w:tag w:val="support_personal_observations"/>
@@ -9892,16 +9892,16 @@
                     <w:rFonts w:ascii="Arial" w:hAnsi="Arial" w:cs="Arial"/>
                     <w:i/>
                     <w:color w:val="000000"/>
-                    <w:sz w:val="20"/>
-                    <w:szCs w:val="20"/>
+                    <w:sz w:val="18"/>
+                    <w:szCs w:val="18"/>
                   </w:rPr>
                 </w:pPr>
                 <w:r>
                   <w:rPr>
                     <w:rFonts w:ascii="Arial" w:hAnsi="Arial" w:cs="Arial"/>
                     <w:color w:val="000000"/>
-                    <w:sz w:val="20"/>
-                    <w:szCs w:val="20"/>
+                    <w:sz w:val="18"/>
+                    <w:szCs w:val="18"/>
                     <w:lang w:val="es-CL" w:eastAsia="es-CL"/>
                   </w:rPr>
                   <w:t>Escriba aquí</w:t>
@@ -9948,8 +9948,8 @@
             <w:rPr>
               <w:rFonts w:ascii="Arial" w:hAnsi="Arial" w:cs="Arial"/>
               <w:color w:val="000000"/>
-              <w:sz w:val="20"/>
-              <w:szCs w:val="20"/>
+              <w:sz w:val="18"/>
+              <w:szCs w:val="18"/>
             </w:rPr>
             <w:alias w:val="support_curricular_specific"/>
             <w:tag w:val="support_curricular_specific"/>
@@ -9970,16 +9970,16 @@
                   <w:rPr>
                     <w:rFonts w:ascii="Arial" w:hAnsi="Arial" w:cs="Arial"/>
                     <w:color w:val="000000"/>
-                    <w:sz w:val="20"/>
-                    <w:szCs w:val="20"/>
+                    <w:sz w:val="18"/>
+                    <w:szCs w:val="18"/>
                   </w:rPr>
                 </w:pPr>
                 <w:r>
                   <w:rPr>
                     <w:rFonts w:ascii="Arial" w:hAnsi="Arial" w:cs="Arial"/>
                     <w:color w:val="000000"/>
-                    <w:sz w:val="20"/>
-                    <w:szCs w:val="20"/>
+                    <w:sz w:val="18"/>
+                    <w:szCs w:val="18"/>
                     <w:lang w:val="es-CL" w:eastAsia="es-CL"/>
                   </w:rPr>
                   <w:t>Escriba aquí</w:t>
@@ -9993,8 +9993,8 @@
             <w:rPr>
               <w:rFonts w:ascii="MS Gothic" w:hAnsi="MS Gothic" w:cs="MS Gothic" w:eastAsia="MS Gothic"/>
               <w:color w:val="000000"/>
-              <w:sz w:val="20"/>
-              <w:szCs w:val="20"/>
+              <w:sz w:val="18"/>
+              <w:szCs w:val="18"/>
             </w:rPr>
             <w:alias w:val="support_curricular_continuity__si"/>
             <w:tag w:val="support_curricular_continuity__si"/>
@@ -10020,8 +10020,8 @@
                   <w:rPr>
                     <w:rFonts w:ascii="MS Gothic" w:hAnsi="MS Gothic" w:cs="MS Gothic" w:eastAsia="MS Gothic"/>
                     <w:color w:val="000000"/>
-                    <w:sz w:val="20"/>
-                    <w:szCs w:val="20"/>
+                    <w:sz w:val="18"/>
+                    <w:szCs w:val="18"/>
                   </w:rPr>
                   <w:t>☐</w:t>
                 </w:r>
@@ -10034,8 +10034,8 @@
             <w:rPr>
               <w:rFonts w:ascii="MS Gothic" w:hAnsi="MS Gothic" w:cs="MS Gothic" w:eastAsia="MS Gothic"/>
               <w:color w:val="000000"/>
-              <w:sz w:val="20"/>
-              <w:szCs w:val="20"/>
+              <w:sz w:val="18"/>
+              <w:szCs w:val="18"/>
             </w:rPr>
             <w:alias w:val="support_curricular_continuity__no"/>
             <w:tag w:val="support_curricular_continuity__no"/>
@@ -10061,8 +10061,8 @@
                   <w:rPr>
                     <w:rFonts w:ascii="MS Gothic" w:hAnsi="MS Gothic" w:cs="MS Gothic" w:eastAsia="MS Gothic"/>
                     <w:color w:val="000000"/>
-                    <w:sz w:val="20"/>
-                    <w:szCs w:val="20"/>
+                    <w:sz w:val="18"/>
+                    <w:szCs w:val="18"/>
                   </w:rPr>
                   <w:t>☐</w:t>
                 </w:r>
@@ -10076,8 +10076,8 @@
               <w:rFonts w:ascii="Arial" w:hAnsi="Arial" w:cs="Arial"/>
               <w:i/>
               <w:color w:val="000000"/>
-              <w:sz w:val="20"/>
-              <w:szCs w:val="20"/>
+              <w:sz w:val="18"/>
+              <w:szCs w:val="18"/>
             </w:rPr>
             <w:alias w:val="support_curricular_observations"/>
             <w:tag w:val="support_curricular_observations"/>
@@ -10099,16 +10099,16 @@
                     <w:rFonts w:ascii="Arial" w:hAnsi="Arial" w:cs="Arial"/>
                     <w:i/>
                     <w:color w:val="000000"/>
-                    <w:sz w:val="20"/>
-                    <w:szCs w:val="20"/>
+                    <w:sz w:val="18"/>
+                    <w:szCs w:val="18"/>
                   </w:rPr>
                 </w:pPr>
                 <w:r>
                   <w:rPr>
                     <w:rFonts w:ascii="Arial" w:hAnsi="Arial" w:cs="Arial"/>
                     <w:color w:val="000000"/>
-                    <w:sz w:val="20"/>
-                    <w:szCs w:val="20"/>
+                    <w:sz w:val="18"/>
+                    <w:szCs w:val="18"/>
                     <w:lang w:val="es-CL" w:eastAsia="es-CL"/>
                   </w:rPr>
                   <w:t>Escriba aquí</w:t>
@@ -10155,8 +10155,8 @@
             <w:rPr>
               <w:rFonts w:ascii="Arial" w:hAnsi="Arial" w:cs="Arial"/>
               <w:color w:val="000000"/>
-              <w:sz w:val="20"/>
-              <w:szCs w:val="20"/>
+              <w:sz w:val="18"/>
+              <w:szCs w:val="18"/>
             </w:rPr>
             <w:alias w:val="support_materials_specific"/>
             <w:tag w:val="support_materials_specific"/>
@@ -10177,16 +10177,16 @@
                   <w:rPr>
                     <w:rFonts w:ascii="Arial" w:hAnsi="Arial" w:cs="Arial"/>
                     <w:color w:val="000000"/>
-                    <w:sz w:val="20"/>
-                    <w:szCs w:val="20"/>
+                    <w:sz w:val="18"/>
+                    <w:szCs w:val="18"/>
                   </w:rPr>
                 </w:pPr>
                 <w:r>
                   <w:rPr>
                     <w:rFonts w:ascii="Arial" w:hAnsi="Arial" w:cs="Arial"/>
                     <w:color w:val="000000"/>
-                    <w:sz w:val="20"/>
-                    <w:szCs w:val="20"/>
+                    <w:sz w:val="18"/>
+                    <w:szCs w:val="18"/>
                     <w:lang w:val="es-CL" w:eastAsia="es-CL"/>
                   </w:rPr>
                   <w:t>Escriba aquí</w:t>
@@ -10200,8 +10200,8 @@
             <w:rPr>
               <w:rFonts w:ascii="MS Gothic" w:hAnsi="MS Gothic" w:cs="MS Gothic" w:eastAsia="MS Gothic"/>
               <w:color w:val="000000"/>
-              <w:sz w:val="20"/>
-              <w:szCs w:val="20"/>
+              <w:sz w:val="18"/>
+              <w:szCs w:val="18"/>
             </w:rPr>
             <w:alias w:val="support_materials_continuity__si"/>
             <w:tag w:val="support_materials_continuity__si"/>
@@ -10227,8 +10227,8 @@
                   <w:rPr>
                     <w:rFonts w:ascii="MS Gothic" w:hAnsi="MS Gothic" w:cs="MS Gothic" w:eastAsia="MS Gothic"/>
                     <w:color w:val="000000"/>
-                    <w:sz w:val="20"/>
-                    <w:szCs w:val="20"/>
+                    <w:sz w:val="18"/>
+                    <w:szCs w:val="18"/>
                   </w:rPr>
                   <w:t>☐</w:t>
                 </w:r>
@@ -10241,8 +10241,8 @@
             <w:rPr>
               <w:rFonts w:ascii="MS Gothic" w:hAnsi="MS Gothic" w:cs="MS Gothic" w:eastAsia="MS Gothic"/>
               <w:color w:val="000000"/>
-              <w:sz w:val="20"/>
-              <w:szCs w:val="20"/>
+              <w:sz w:val="18"/>
+              <w:szCs w:val="18"/>
             </w:rPr>
             <w:alias w:val="support_materials_continuity__no"/>
             <w:tag w:val="support_materials_continuity__no"/>
@@ -10268,8 +10268,8 @@
                   <w:rPr>
                     <w:rFonts w:ascii="MS Gothic" w:hAnsi="MS Gothic" w:cs="MS Gothic" w:eastAsia="MS Gothic"/>
                     <w:color w:val="000000"/>
-                    <w:sz w:val="20"/>
-                    <w:szCs w:val="20"/>
+                    <w:sz w:val="18"/>
+                    <w:szCs w:val="18"/>
                   </w:rPr>
                   <w:t>☐</w:t>
                 </w:r>
@@ -10283,8 +10283,8 @@
               <w:rFonts w:ascii="Arial" w:hAnsi="Arial" w:cs="Arial"/>
               <w:i/>
               <w:color w:val="000000"/>
-              <w:sz w:val="20"/>
-              <w:szCs w:val="20"/>
+              <w:sz w:val="18"/>
+              <w:szCs w:val="18"/>
             </w:rPr>
             <w:alias w:val="support_materials_observations"/>
             <w:tag w:val="support_materials_observations"/>
@@ -10306,16 +10306,16 @@
                     <w:rFonts w:ascii="Arial" w:hAnsi="Arial" w:cs="Arial"/>
                     <w:i/>
                     <w:color w:val="000000"/>
-                    <w:sz w:val="20"/>
-                    <w:szCs w:val="20"/>
+                    <w:sz w:val="18"/>
+                    <w:szCs w:val="18"/>
                   </w:rPr>
                 </w:pPr>
                 <w:r>
                   <w:rPr>
                     <w:rFonts w:ascii="Arial" w:hAnsi="Arial" w:cs="Arial"/>
                     <w:color w:val="000000"/>
-                    <w:sz w:val="20"/>
-                    <w:szCs w:val="20"/>
+                    <w:sz w:val="18"/>
+                    <w:szCs w:val="18"/>
                     <w:lang w:val="es-CL" w:eastAsia="es-CL"/>
                   </w:rPr>
                   <w:t>Escriba aquí</w:t>
@@ -10362,8 +10362,8 @@
             <w:rPr>
               <w:rFonts w:ascii="Arial" w:hAnsi="Arial" w:cs="Arial"/>
               <w:color w:val="000000"/>
-              <w:sz w:val="20"/>
-              <w:szCs w:val="20"/>
+              <w:sz w:val="18"/>
+              <w:szCs w:val="18"/>
             </w:rPr>
             <w:alias w:val="support_organizational_specific"/>
             <w:tag w:val="support_organizational_specific"/>
@@ -10384,16 +10384,16 @@
                   <w:rPr>
                     <w:rFonts w:ascii="Arial" w:hAnsi="Arial" w:cs="Arial"/>
                     <w:color w:val="000000"/>
-                    <w:sz w:val="20"/>
-                    <w:szCs w:val="20"/>
+                    <w:sz w:val="18"/>
+                    <w:szCs w:val="18"/>
                   </w:rPr>
                 </w:pPr>
                 <w:r>
                   <w:rPr>
                     <w:rFonts w:ascii="Arial" w:hAnsi="Arial" w:cs="Arial"/>
                     <w:color w:val="000000"/>
-                    <w:sz w:val="20"/>
-                    <w:szCs w:val="20"/>
+                    <w:sz w:val="18"/>
+                    <w:szCs w:val="18"/>
                     <w:lang w:val="es-CL" w:eastAsia="es-CL"/>
                   </w:rPr>
                   <w:t>Escriba aquí</w:t>
@@ -10407,8 +10407,8 @@
             <w:rPr>
               <w:rFonts w:ascii="MS Gothic" w:hAnsi="MS Gothic" w:cs="MS Gothic" w:eastAsia="MS Gothic"/>
               <w:color w:val="000000"/>
-              <w:sz w:val="20"/>
-              <w:szCs w:val="20"/>
+              <w:sz w:val="18"/>
+              <w:szCs w:val="18"/>
             </w:rPr>
             <w:alias w:val="support_organizational_continuity__si"/>
             <w:tag w:val="support_organizational_continuity__si"/>
@@ -10434,8 +10434,8 @@
                   <w:rPr>
                     <w:rFonts w:ascii="MS Gothic" w:hAnsi="MS Gothic" w:cs="MS Gothic" w:eastAsia="MS Gothic"/>
                     <w:color w:val="000000"/>
-                    <w:sz w:val="20"/>
-                    <w:szCs w:val="20"/>
+                    <w:sz w:val="18"/>
+                    <w:szCs w:val="18"/>
                   </w:rPr>
                   <w:t>☐</w:t>
                 </w:r>
@@ -10448,8 +10448,8 @@
             <w:rPr>
               <w:rFonts w:ascii="MS Gothic" w:hAnsi="MS Gothic" w:cs="MS Gothic" w:eastAsia="MS Gothic"/>
               <w:color w:val="000000"/>
-              <w:sz w:val="20"/>
-              <w:szCs w:val="20"/>
+              <w:sz w:val="18"/>
+              <w:szCs w:val="18"/>
             </w:rPr>
             <w:alias w:val="support_organizational_continuity__no"/>
             <w:tag w:val="support_organizational_continuity__no"/>
@@ -10475,8 +10475,8 @@
                   <w:rPr>
                     <w:rFonts w:ascii="MS Gothic" w:hAnsi="MS Gothic" w:cs="MS Gothic" w:eastAsia="MS Gothic"/>
                     <w:color w:val="000000"/>
-                    <w:sz w:val="20"/>
-                    <w:szCs w:val="20"/>
+                    <w:sz w:val="18"/>
+                    <w:szCs w:val="18"/>
                   </w:rPr>
                   <w:t>☐</w:t>
                 </w:r>
@@ -10489,8 +10489,8 @@
             <w:rPr>
               <w:rFonts w:ascii="Arial" w:hAnsi="Arial" w:cs="Arial"/>
               <w:color w:val="000000"/>
-              <w:sz w:val="20"/>
-              <w:szCs w:val="20"/>
+              <w:sz w:val="18"/>
+              <w:szCs w:val="18"/>
             </w:rPr>
             <w:alias w:val="support_organizational_observations"/>
             <w:tag w:val="support_organizational_observations"/>
@@ -10511,16 +10511,16 @@
                   <w:rPr>
                     <w:rFonts w:ascii="Arial" w:hAnsi="Arial" w:cs="Arial"/>
                     <w:color w:val="000000"/>
-                    <w:sz w:val="20"/>
-                    <w:szCs w:val="20"/>
+                    <w:sz w:val="18"/>
+                    <w:szCs w:val="18"/>
                   </w:rPr>
                 </w:pPr>
                 <w:r>
                   <w:rPr>
                     <w:rFonts w:ascii="Arial" w:hAnsi="Arial" w:cs="Arial"/>
                     <w:color w:val="000000"/>
-                    <w:sz w:val="20"/>
-                    <w:szCs w:val="20"/>
+                    <w:sz w:val="18"/>
+                    <w:szCs w:val="18"/>
                     <w:lang w:val="es-CL" w:eastAsia="es-CL"/>
                   </w:rPr>
                   <w:t>Escriba aquí</w:t>
@@ -10567,8 +10567,8 @@
             <w:rPr>
               <w:rFonts w:ascii="Arial" w:hAnsi="Arial" w:cs="Arial"/>
               <w:color w:val="000000"/>
-              <w:sz w:val="20"/>
-              <w:szCs w:val="20"/>
+              <w:sz w:val="18"/>
+              <w:szCs w:val="18"/>
             </w:rPr>
             <w:alias w:val="support_family_specific"/>
             <w:tag w:val="support_family_specific"/>
@@ -10589,16 +10589,16 @@
                   <w:rPr>
                     <w:rFonts w:ascii="Arial" w:hAnsi="Arial" w:cs="Arial"/>
                     <w:color w:val="000000"/>
-                    <w:sz w:val="20"/>
-                    <w:szCs w:val="20"/>
+                    <w:sz w:val="18"/>
+                    <w:szCs w:val="18"/>
                   </w:rPr>
                 </w:pPr>
                 <w:r>
                   <w:rPr>
                     <w:rFonts w:ascii="Arial" w:hAnsi="Arial" w:cs="Arial"/>
                     <w:color w:val="000000"/>
-                    <w:sz w:val="20"/>
-                    <w:szCs w:val="20"/>
+                    <w:sz w:val="18"/>
+                    <w:szCs w:val="18"/>
                     <w:lang w:val="es-CL" w:eastAsia="es-CL"/>
                   </w:rPr>
                   <w:t>Escriba aquí</w:t>
@@ -10612,8 +10612,8 @@
             <w:rPr>
               <w:rFonts w:ascii="MS Gothic" w:hAnsi="MS Gothic" w:cs="MS Gothic" w:eastAsia="MS Gothic"/>
               <w:color w:val="000000"/>
-              <w:sz w:val="20"/>
-              <w:szCs w:val="20"/>
+              <w:sz w:val="18"/>
+              <w:szCs w:val="18"/>
             </w:rPr>
             <w:alias w:val="support_family_continuity__si"/>
             <w:tag w:val="support_family_continuity__si"/>
@@ -10639,8 +10639,8 @@
                   <w:rPr>
                     <w:rFonts w:ascii="MS Gothic" w:hAnsi="MS Gothic" w:cs="MS Gothic" w:eastAsia="MS Gothic"/>
                     <w:color w:val="000000"/>
-                    <w:sz w:val="20"/>
-                    <w:szCs w:val="20"/>
+                    <w:sz w:val="18"/>
+                    <w:szCs w:val="18"/>
                   </w:rPr>
                   <w:t>☐</w:t>
                 </w:r>
@@ -10653,8 +10653,8 @@
             <w:rPr>
               <w:rFonts w:ascii="MS Gothic" w:hAnsi="MS Gothic" w:cs="MS Gothic" w:eastAsia="MS Gothic"/>
               <w:color w:val="000000"/>
-              <w:sz w:val="20"/>
-              <w:szCs w:val="20"/>
+              <w:sz w:val="18"/>
+              <w:szCs w:val="18"/>
             </w:rPr>
             <w:alias w:val="support_family_continuity__no"/>
             <w:tag w:val="support_family_continuity__no"/>
@@ -10680,8 +10680,8 @@
                   <w:rPr>
                     <w:rFonts w:ascii="MS Gothic" w:hAnsi="MS Gothic" w:cs="MS Gothic" w:eastAsia="MS Gothic"/>
                     <w:color w:val="000000"/>
-                    <w:sz w:val="20"/>
-                    <w:szCs w:val="20"/>
+                    <w:sz w:val="18"/>
+                    <w:szCs w:val="18"/>
                   </w:rPr>
                   <w:t>☐</w:t>
                 </w:r>
@@ -10694,8 +10694,8 @@
             <w:rPr>
               <w:rFonts w:ascii="Arial" w:hAnsi="Arial" w:cs="Arial"/>
               <w:color w:val="000000"/>
-              <w:sz w:val="20"/>
-              <w:szCs w:val="20"/>
+              <w:sz w:val="18"/>
+              <w:szCs w:val="18"/>
             </w:rPr>
             <w:alias w:val="support_family_observations"/>
             <w:tag w:val="support_family_observations"/>
@@ -10716,16 +10716,16 @@
                   <w:rPr>
                     <w:rFonts w:ascii="Arial" w:hAnsi="Arial" w:cs="Arial"/>
                     <w:color w:val="000000"/>
-                    <w:sz w:val="20"/>
-                    <w:szCs w:val="20"/>
+                    <w:sz w:val="18"/>
+                    <w:szCs w:val="18"/>
                   </w:rPr>
                 </w:pPr>
                 <w:r>
                   <w:rPr>
                     <w:rFonts w:ascii="Arial" w:hAnsi="Arial" w:cs="Arial"/>
                     <w:color w:val="000000"/>
-                    <w:sz w:val="20"/>
-                    <w:szCs w:val="20"/>
+                    <w:sz w:val="18"/>
+                    <w:szCs w:val="18"/>
                     <w:lang w:val="es-CL" w:eastAsia="es-CL"/>
                   </w:rPr>
                   <w:t>Escriba aquí</w:t>
@@ -10824,8 +10824,8 @@
             <w:rPr>
               <w:rFonts w:ascii="Arial" w:hAnsi="Arial" w:cs="Arial"/>
               <w:color w:val="000000"/>
-              <w:sz w:val="20"/>
-              <w:szCs w:val="20"/>
+              <w:sz w:val="18"/>
+              <w:szCs w:val="18"/>
             </w:rPr>
             <w:alias w:val="support_other_specific"/>
             <w:tag w:val="support_other_specific"/>
@@ -10846,16 +10846,16 @@
                   <w:rPr>
                     <w:rFonts w:ascii="Arial" w:hAnsi="Arial" w:cs="Arial"/>
                     <w:color w:val="000000"/>
-                    <w:sz w:val="20"/>
-                    <w:szCs w:val="20"/>
+                    <w:sz w:val="18"/>
+                    <w:szCs w:val="18"/>
                   </w:rPr>
                 </w:pPr>
                 <w:r>
                   <w:rPr>
                     <w:rFonts w:ascii="Arial" w:hAnsi="Arial" w:cs="Arial"/>
                     <w:color w:val="000000"/>
-                    <w:sz w:val="20"/>
-                    <w:szCs w:val="20"/>
+                    <w:sz w:val="18"/>
+                    <w:szCs w:val="18"/>
                     <w:lang w:val="es-CL" w:eastAsia="es-CL"/>
                   </w:rPr>
                   <w:t>Escriba aquí</w:t>
@@ -10869,8 +10869,8 @@
             <w:rPr>
               <w:rFonts w:ascii="MS Gothic" w:hAnsi="MS Gothic" w:cs="MS Gothic" w:eastAsia="MS Gothic"/>
               <w:color w:val="000000"/>
-              <w:sz w:val="20"/>
-              <w:szCs w:val="20"/>
+              <w:sz w:val="18"/>
+              <w:szCs w:val="18"/>
             </w:rPr>
             <w:alias w:val="support_other_continuity__si"/>
             <w:tag w:val="support_other_continuity__si"/>
@@ -10896,8 +10896,8 @@
                   <w:rPr>
                     <w:rFonts w:ascii="MS Gothic" w:hAnsi="MS Gothic" w:cs="MS Gothic" w:eastAsia="MS Gothic"/>
                     <w:color w:val="000000"/>
-                    <w:sz w:val="20"/>
-                    <w:szCs w:val="20"/>
+                    <w:sz w:val="18"/>
+                    <w:szCs w:val="18"/>
                   </w:rPr>
                   <w:t>☐</w:t>
                 </w:r>
@@ -10910,8 +10910,8 @@
             <w:rPr>
               <w:rFonts w:ascii="MS Gothic" w:hAnsi="MS Gothic" w:cs="MS Gothic" w:eastAsia="MS Gothic"/>
               <w:color w:val="000000"/>
-              <w:sz w:val="20"/>
-              <w:szCs w:val="20"/>
+              <w:sz w:val="18"/>
+              <w:szCs w:val="18"/>
             </w:rPr>
             <w:alias w:val="support_other_continuity__no"/>
             <w:tag w:val="support_other_continuity__no"/>
@@ -10937,8 +10937,8 @@
                   <w:rPr>
                     <w:rFonts w:ascii="MS Gothic" w:hAnsi="MS Gothic" w:cs="MS Gothic" w:eastAsia="MS Gothic"/>
                     <w:color w:val="000000"/>
-                    <w:sz w:val="20"/>
-                    <w:szCs w:val="20"/>
+                    <w:sz w:val="18"/>
+                    <w:szCs w:val="18"/>
                   </w:rPr>
                   <w:t>☐</w:t>
                 </w:r>
@@ -10951,8 +10951,8 @@
             <w:rPr>
               <w:rFonts w:ascii="Arial" w:hAnsi="Arial" w:cs="Arial"/>
               <w:color w:val="000000"/>
-              <w:sz w:val="20"/>
-              <w:szCs w:val="20"/>
+              <w:sz w:val="18"/>
+              <w:szCs w:val="18"/>
             </w:rPr>
             <w:alias w:val="support_other_observations"/>
             <w:tag w:val="support_other_observations"/>
@@ -10973,16 +10973,16 @@
                   <w:rPr>
                     <w:rFonts w:ascii="Arial" w:hAnsi="Arial" w:cs="Arial"/>
                     <w:color w:val="000000"/>
-                    <w:sz w:val="20"/>
-                    <w:szCs w:val="20"/>
+                    <w:sz w:val="18"/>
+                    <w:szCs w:val="18"/>
                   </w:rPr>
                 </w:pPr>
                 <w:r>
                   <w:rPr>
                     <w:rFonts w:ascii="Arial" w:hAnsi="Arial" w:cs="Arial"/>
                     <w:color w:val="000000"/>
-                    <w:sz w:val="20"/>
-                    <w:szCs w:val="20"/>
+                    <w:sz w:val="18"/>
+                    <w:szCs w:val="18"/>
                     <w:lang w:val="es-CL" w:eastAsia="es-CL"/>
                   </w:rPr>
                   <w:t>Escriba aquí</w:t>
@@ -11271,8 +11271,8 @@
               <w:rFonts w:ascii="Arial" w:hAnsi="Arial" w:cs="Arial"/>
               <w:i/>
               <w:color w:val="000000"/>
-              <w:sz w:val="20"/>
-              <w:szCs w:val="20"/>
+              <w:sz w:val="18"/>
+              <w:szCs w:val="18"/>
             </w:rPr>
             <w:alias w:val="support_work_strategies"/>
             <w:tag w:val="support_work_strategies"/>
@@ -11294,16 +11294,16 @@
                     <w:rFonts w:ascii="Arial" w:hAnsi="Arial" w:cs="Arial"/>
                     <w:i/>
                     <w:color w:val="000000"/>
-                    <w:sz w:val="20"/>
-                    <w:szCs w:val="20"/>
+                    <w:sz w:val="18"/>
+                    <w:szCs w:val="18"/>
                   </w:rPr>
                 </w:pPr>
                 <w:r>
                   <w:rPr>
                     <w:rFonts w:ascii="Arial" w:hAnsi="Arial" w:cs="Arial"/>
                     <w:color w:val="000000"/>
-                    <w:sz w:val="20"/>
-                    <w:szCs w:val="20"/>
+                    <w:sz w:val="18"/>
+                    <w:szCs w:val="18"/>
                     <w:lang w:val="es-CL" w:eastAsia="es-CL"/>
                   </w:rPr>
                   <w:t>Escriba aquí</w:t>
@@ -11318,8 +11318,8 @@
               <w:rFonts w:ascii="Arial" w:hAnsi="Arial" w:cs="Arial"/>
               <w:i/>
               <w:color w:val="000000"/>
-              <w:sz w:val="20"/>
-              <w:szCs w:val="20"/>
+              <w:sz w:val="18"/>
+              <w:szCs w:val="18"/>
             </w:rPr>
             <w:alias w:val="support_family_strategies_effectiveness"/>
             <w:tag w:val="support_family_strategies_effectiveness"/>
@@ -11341,16 +11341,16 @@
                     <w:rFonts w:ascii="Arial" w:hAnsi="Arial" w:cs="Arial"/>
                     <w:i/>
                     <w:color w:val="000000"/>
-                    <w:sz w:val="20"/>
-                    <w:szCs w:val="20"/>
+                    <w:sz w:val="18"/>
+                    <w:szCs w:val="18"/>
                   </w:rPr>
                 </w:pPr>
                 <w:r>
                   <w:rPr>
                     <w:rFonts w:ascii="Arial" w:hAnsi="Arial" w:cs="Arial"/>
                     <w:color w:val="000000"/>
-                    <w:sz w:val="20"/>
-                    <w:szCs w:val="20"/>
+                    <w:sz w:val="18"/>
+                    <w:szCs w:val="18"/>
                     <w:lang w:val="es-CL" w:eastAsia="es-CL"/>
                   </w:rPr>
                   <w:t>Escriba aquí</w:t>
@@ -11487,8 +11487,8 @@
             <w:rPr>
               <w:rFonts w:ascii="Arial" w:hAnsi="Arial" w:cs="Arial"/>
               <w:color w:val="000000"/>
-              <w:sz w:val="20"/>
-              <w:szCs w:val="20"/>
+              <w:sz w:val="18"/>
+              <w:szCs w:val="18"/>
             </w:rPr>
             <w:alias w:val="support_new_needs_required"/>
             <w:tag w:val="support_new_needs_required"/>
@@ -11510,16 +11510,16 @@
                   <w:rPr>
                     <w:rFonts w:ascii="Arial" w:hAnsi="Arial" w:cs="Arial"/>
                     <w:color w:val="000000"/>
-                    <w:sz w:val="20"/>
-                    <w:szCs w:val="20"/>
+                    <w:sz w:val="18"/>
+                    <w:szCs w:val="18"/>
                   </w:rPr>
                 </w:pPr>
                 <w:r>
                   <w:rPr>
                     <w:rFonts w:ascii="Arial" w:hAnsi="Arial" w:cs="Arial"/>
                     <w:color w:val="000000"/>
-                    <w:sz w:val="20"/>
-                    <w:szCs w:val="20"/>
+                    <w:sz w:val="18"/>
+                    <w:szCs w:val="18"/>
                     <w:lang w:val="es-CL" w:eastAsia="es-CL"/>
                   </w:rPr>
                   <w:t>Escriba aquí</w:t>
@@ -11588,8 +11588,8 @@
             <w:rPr>
               <w:rFonts w:ascii="Arial" w:hAnsi="Arial" w:cs="Arial"/>
               <w:color w:val="000000"/>
-              <w:sz w:val="20"/>
-              <w:szCs w:val="20"/>
+              <w:sz w:val="18"/>
+              <w:szCs w:val="18"/>
             </w:rPr>
             <w:alias w:val="support_next_period_comments"/>
             <w:tag w:val="support_next_period_comments"/>
@@ -11612,16 +11612,16 @@
                   <w:rPr>
                     <w:rFonts w:ascii="Arial" w:hAnsi="Arial" w:cs="Arial"/>
                     <w:color w:val="000000"/>
-                    <w:sz w:val="20"/>
-                    <w:szCs w:val="20"/>
+                    <w:sz w:val="18"/>
+                    <w:szCs w:val="18"/>
                   </w:rPr>
                 </w:pPr>
                 <w:r>
                   <w:rPr>
                     <w:rFonts w:ascii="Arial" w:hAnsi="Arial" w:cs="Arial"/>
                     <w:color w:val="000000"/>
-                    <w:sz w:val="20"/>
-                    <w:szCs w:val="20"/>
+                    <w:sz w:val="18"/>
+                    <w:szCs w:val="18"/>
                     <w:lang w:val="es-CL" w:eastAsia="es-CL"/>
                   </w:rPr>
                   <w:t>Escriba aquí</w:t>

--- a/files/original_student_files/fur6_dm_formulario.docx
+++ b/files/original_student_files/fur6_dm_formulario.docx
@@ -134,7 +134,7 @@
       </w:tblGrid>
       <w:tr>
         <w:trPr>
-          <w:trHeight w:hRule="atLeast" w:val="284"/>
+          <w:trHeight w:hRule="exact" w:val="284"/>
           <w:jc w:val="center"/>
         </w:trPr>
         <w:tc>
@@ -207,7 +207,7 @@
       </w:tr>
       <w:tr>
         <w:trPr>
-          <w:trHeight w:hRule="atLeast" w:val="227"/>
+          <w:trHeight w:hRule="exact" w:val="227"/>
           <w:jc w:val="center"/>
         </w:trPr>
         <w:tc>
@@ -382,7 +382,7 @@
       </w:tr>
       <w:tr>
         <w:trPr>
-          <w:trHeight w:hRule="atLeast" w:val="227"/>
+          <w:trHeight w:hRule="exact" w:val="227"/>
           <w:jc w:val="center"/>
         </w:trPr>
         <w:tc>
@@ -1257,7 +1257,7 @@
       </w:tr>
       <w:tr>
         <w:trPr>
-          <w:trHeight w:hRule="atLeast" w:val="227"/>
+          <w:trHeight w:hRule="exact" w:val="227"/>
           <w:jc w:val="center"/>
         </w:trPr>
         <w:tc>
@@ -1396,7 +1396,7 @@
       </w:tblGrid>
       <w:tr>
         <w:trPr>
-          <w:trHeight w:hRule="atLeast" w:val="227"/>
+          <w:trHeight w:hRule="exact" w:val="227"/>
           <w:jc w:val="center"/>
         </w:trPr>
         <w:tc>
@@ -1433,7 +1433,7 @@
       </w:tr>
       <w:tr>
         <w:trPr>
-          <w:trHeight w:hRule="atLeast" w:val="454"/>
+          <w:trHeight w:hRule="exact" w:val="454"/>
           <w:jc w:val="center"/>
         </w:trPr>
         <w:tc>
@@ -1655,7 +1655,7 @@
       </w:tr>
       <w:tr>
         <w:trPr>
-          <w:trHeight w:hRule="atLeast" w:val="187"/>
+          <w:trHeight w:hRule="exact" w:val="187"/>
           <w:jc w:val="center"/>
         </w:trPr>
         <w:tc>
@@ -1932,7 +1932,7 @@
       </w:tr>
       <w:tr>
         <w:trPr>
-          <w:trHeight w:hRule="atLeast" w:val="187"/>
+          <w:trHeight w:hRule="exact" w:val="187"/>
           <w:jc w:val="center"/>
         </w:trPr>
         <w:tc>
@@ -2189,7 +2189,7 @@
       </w:tr>
       <w:tr>
         <w:trPr>
-          <w:trHeight w:hRule="atLeast" w:val="187"/>
+          <w:trHeight w:hRule="exact" w:val="187"/>
           <w:jc w:val="center"/>
         </w:trPr>
         <w:tc>
@@ -2314,7 +2314,7 @@
       </w:tblGrid>
       <w:tr>
         <w:trPr>
-          <w:trHeight w:hRule="atLeast" w:val="454"/>
+          <w:trHeight w:hRule="exact" w:val="454"/>
           <w:jc w:val="center"/>
         </w:trPr>
         <w:tc>
@@ -2401,7 +2401,7 @@
       </w:tr>
       <w:tr>
         <w:trPr>
-          <w:trHeight w:hRule="atLeast" w:val="284"/>
+          <w:trHeight w:hRule="exact" w:val="284"/>
           <w:jc w:val="center"/>
         </w:trPr>
         <w:tc>
@@ -3613,7 +3613,7 @@
       </w:tblGrid>
       <w:tr>
         <w:trPr>
-          <w:trHeight w:hRule="atLeast" w:val="284"/>
+          <w:trHeight w:hRule="exact" w:val="284"/>
           <w:jc w:val="center"/>
         </w:trPr>
         <w:tc>
@@ -3651,7 +3651,7 @@
       </w:tr>
       <w:tr>
         <w:trPr>
-          <w:trHeight w:hRule="atLeast" w:val="566"/>
+          <w:trHeight w:hRule="exact" w:val="566"/>
           <w:jc w:val="center"/>
         </w:trPr>
         <w:tc>
@@ -4610,7 +4610,7 @@
       </w:tblGrid>
       <w:tr>
         <w:trPr>
-          <w:trHeight w:hRule="atLeast" w:val="284"/>
+          <w:trHeight w:hRule="exact" w:val="284"/>
           <w:jc w:val="center"/>
         </w:trPr>
         <w:tc>
@@ -4777,7 +4777,7 @@
       </w:tblGrid>
       <w:tr>
         <w:trPr>
-          <w:trHeight w:hRule="atLeast" w:val="284"/>
+          <w:trHeight w:hRule="exact" w:val="284"/>
           <w:jc w:val="center"/>
         </w:trPr>
         <w:tc>
@@ -6281,7 +6281,7 @@
       </w:tr>
       <w:tr>
         <w:trPr>
-          <w:trHeight w:hRule="atLeast" w:val="227"/>
+          <w:trHeight w:hRule="exact" w:val="227"/>
           <w:jc w:val="center"/>
         </w:trPr>
         <w:tc>
@@ -6608,7 +6608,7 @@
       <w:tr>
         <w:trPr>
           <w:cantSplit/>
-          <w:trHeight w:hRule="atLeast" w:val="227"/>
+          <w:trHeight w:hRule="exact" w:val="227"/>
           <w:jc w:val="center"/>
         </w:trPr>
         <w:tc>
@@ -6785,7 +6785,7 @@
       </w:tblGrid>
       <w:tr>
         <w:trPr>
-          <w:trHeight w:hRule="atLeast" w:val="284"/>
+          <w:trHeight w:hRule="exact" w:val="284"/>
           <w:jc w:val="center"/>
         </w:trPr>
         <w:tc>
@@ -7775,7 +7775,7 @@
       </w:tblGrid>
       <w:tr>
         <w:trPr>
-          <w:trHeight w:hRule="atLeast" w:val="284"/>
+          <w:trHeight w:hRule="exact" w:val="284"/>
           <w:jc w:val="center"/>
         </w:trPr>
         <w:tc>
@@ -7867,7 +7867,7 @@
       </w:tblGrid>
       <w:tr>
         <w:trPr>
-          <w:trHeight w:hRule="atLeast" w:val="227"/>
+          <w:trHeight w:hRule="exact" w:val="227"/>
           <w:jc w:val="center"/>
         </w:trPr>
         <w:tc>
@@ -9402,7 +9402,7 @@
       </w:tr>
       <w:tr>
         <w:trPr>
-          <w:trHeight w:hRule="atLeast" w:val="454"/>
+          <w:trHeight w:hRule="exact" w:val="454"/>
           <w:jc w:val="center"/>
         </w:trPr>
         <w:tc>
@@ -9482,7 +9482,7 @@
       </w:tr>
       <w:tr>
         <w:trPr>
-          <w:trHeight w:hRule="atLeast" w:val="284"/>
+          <w:trHeight w:hRule="exact" w:val="284"/>
           <w:jc w:val="center"/>
         </w:trPr>
         <w:tc>
@@ -11023,7 +11023,7 @@
       </w:tblGrid>
       <w:tr>
         <w:trPr>
-          <w:trHeight w:hRule="atLeast" w:val="227"/>
+          <w:trHeight w:hRule="exact" w:val="227"/>
           <w:jc w:val="center"/>
         </w:trPr>
         <w:tc>
@@ -11067,7 +11067,7 @@
       </w:tr>
       <w:tr>
         <w:trPr>
-          <w:trHeight w:hRule="atLeast" w:val="680"/>
+          <w:trHeight w:hRule="exact" w:val="680"/>
           <w:jc w:val="center"/>
         </w:trPr>
         <w:tc>
@@ -11391,7 +11391,7 @@
       </w:tblGrid>
       <w:tr>
         <w:trPr>
-          <w:trHeight w:hRule="atLeast" w:val="454"/>
+          <w:trHeight w:hRule="exact" w:val="454"/>
           <w:jc w:val="center"/>
         </w:trPr>
         <w:tc>
@@ -11531,7 +11531,7 @@
       </w:tr>
       <w:tr>
         <w:trPr>
-          <w:trHeight w:hRule="atLeast" w:val="454"/>
+          <w:trHeight w:hRule="exact" w:val="454"/>
           <w:jc w:val="center"/>
         </w:trPr>
         <w:tc>
